--- a/storage/kursovaya/Course_work.docx
+++ b/storage/kursovaya/Course_work.docx
@@ -1513,7 +1513,35 @@
                 <w:rStyle w:val="a4"/>
                 <w:noProof/>
               </w:rPr>
-              <w:t>1.5 Оценка качества программного обеспечения</w:t>
+              <w:t>1.5 Оценка ка</w:t>
+            </w:r>
+            <w:r>
+              <w:rPr>
+                <w:rStyle w:val="a4"/>
+                <w:noProof/>
+              </w:rPr>
+              <w:t>ч</w:t>
+            </w:r>
+            <w:r>
+              <w:rPr>
+                <w:rStyle w:val="a4"/>
+                <w:noProof/>
+              </w:rPr>
+              <w:t>ества программн</w:t>
+            </w:r>
+            <w:r>
+              <w:rPr>
+                <w:rStyle w:val="a4"/>
+                <w:noProof/>
+              </w:rPr>
+              <w:t>о</w:t>
+            </w:r>
+            <w:r>
+              <w:rPr>
+                <w:rStyle w:val="a4"/>
+                <w:noProof/>
+              </w:rPr>
+              <w:t>го обеспечения</w:t>
             </w:r>
             <w:r>
               <w:rPr>
@@ -4801,7 +4829,6 @@
           <w:sz w:val="28"/>
           <w:szCs w:val="28"/>
         </w:rPr>
-        <w:lastRenderedPageBreak/>
         <w:t>Собрать базу клиентов для персонализированных рассылок</w:t>
       </w:r>
     </w:p>
@@ -4825,6 +4852,7 @@
           <w:sz w:val="28"/>
           <w:szCs w:val="28"/>
         </w:rPr>
+        <w:lastRenderedPageBreak/>
         <w:t>Улучшить показатели удержания клиентов (RR)</w:t>
       </w:r>
     </w:p>
@@ -5341,26 +5369,34 @@
           <w:sz w:val="28"/>
           <w:szCs w:val="28"/>
         </w:rPr>
+        <w:t>В ходе брифинга были выявлены ключевые требования к проекту: увеличение доли онлайн-заказов до 60%, интеграция с 1</w:t>
+      </w:r>
+      <w:proofErr w:type="gramStart"/>
+      <w:r>
+        <w:rPr>
+          <w:rFonts w:ascii="Times New Roman" w:hAnsi="Times New Roman" w:cs="Times New Roman"/>
+          <w:sz w:val="28"/>
+          <w:szCs w:val="28"/>
+        </w:rPr>
+        <w:t>С:Предприятие</w:t>
+      </w:r>
+      <w:proofErr w:type="gramEnd"/>
+      <w:r>
+        <w:rPr>
+          <w:rFonts w:ascii="Times New Roman" w:hAnsi="Times New Roman" w:cs="Times New Roman"/>
+          <w:sz w:val="28"/>
+          <w:szCs w:val="28"/>
+        </w:rPr>
+        <w:t xml:space="preserve">, </w:t>
+      </w:r>
+      <w:r>
+        <w:rPr>
+          <w:rFonts w:ascii="Times New Roman" w:hAnsi="Times New Roman" w:cs="Times New Roman"/>
+          <w:sz w:val="28"/>
+          <w:szCs w:val="28"/>
+        </w:rPr>
         <w:lastRenderedPageBreak/>
-        <w:t>В ходе брифинга были выявлены ключевые требования к проекту: увеличение доли онлайн-заказов до 60%, интеграция с 1</w:t>
-      </w:r>
-      <w:proofErr w:type="gramStart"/>
-      <w:r>
-        <w:rPr>
-          <w:rFonts w:ascii="Times New Roman" w:hAnsi="Times New Roman" w:cs="Times New Roman"/>
-          <w:sz w:val="28"/>
-          <w:szCs w:val="28"/>
-        </w:rPr>
-        <w:t>С:Предприятие</w:t>
-      </w:r>
-      <w:proofErr w:type="gramEnd"/>
-      <w:r>
-        <w:rPr>
-          <w:rFonts w:ascii="Times New Roman" w:hAnsi="Times New Roman" w:cs="Times New Roman"/>
-          <w:sz w:val="28"/>
-          <w:szCs w:val="28"/>
-        </w:rPr>
-        <w:t>, поддержка программы лояльности, адаптивная мобильная версия. Заказчик определил целевую дату запуска — 1 сентября 2026 года, бюджет на разработку — 500 тыс. ₽.</w:t>
+        <w:t>поддержка программы лояльности, адаптивная мобильная версия. Заказчик определил целевую дату запуска — 1 сентября 2026 года, бюджет на разработку — 500 тыс. ₽.</w:t>
       </w:r>
     </w:p>
     <w:p>
@@ -5845,7 +5881,6 @@
           <w:sz w:val="28"/>
           <w:szCs w:val="28"/>
         </w:rPr>
-        <w:lastRenderedPageBreak/>
         <w:t>HTTPS-шифрование</w:t>
       </w:r>
     </w:p>
@@ -5867,6 +5902,7 @@
           <w:sz w:val="28"/>
           <w:szCs w:val="28"/>
         </w:rPr>
+        <w:lastRenderedPageBreak/>
         <w:t>Соответствие 152-ФЗ</w:t>
       </w:r>
     </w:p>
@@ -6217,7 +6253,6 @@
           <w:sz w:val="28"/>
           <w:szCs w:val="28"/>
         </w:rPr>
-        <w:lastRenderedPageBreak/>
         <w:t>Гибкость в изменении требований по результатам обратной связи</w:t>
       </w:r>
     </w:p>
@@ -6239,6 +6274,7 @@
           <w:sz w:val="28"/>
           <w:szCs w:val="28"/>
         </w:rPr>
+        <w:lastRenderedPageBreak/>
         <w:t>Раннее выявление и исправление ошибок</w:t>
       </w:r>
     </w:p>
@@ -12550,7 +12586,16 @@
           <w:sz w:val="28"/>
           <w:szCs w:val="28"/>
         </w:rPr>
-        <w:t xml:space="preserve">В современной инженерии программного обеспечения оценка качества осуществляется посредством системы количественных и качественных метрик, позволяющих объективно измерять соответствие продукта заданным требованиям на всех этапах жизненного цикла. В соответствии с международным стандартом </w:t>
+        <w:t xml:space="preserve">В современной инженерии программного обеспечения оценка качества осуществляется посредством системы количественных и качественных </w:t>
+      </w:r>
+      <w:r>
+        <w:rPr>
+          <w:rFonts w:ascii="Times New Roman" w:hAnsi="Times New Roman" w:cs="Times New Roman"/>
+          <w:sz w:val="28"/>
+          <w:szCs w:val="28"/>
+        </w:rPr>
+        <w:lastRenderedPageBreak/>
+        <w:t xml:space="preserve">метрик, позволяющих объективно измерять соответствие продукта заданным требованиям на всех этапах жизненного цикла. В соответствии с международным стандартом </w:t>
       </w:r>
       <w:r>
         <w:rPr>
@@ -13074,6 +13119,7 @@
           <w:sz w:val="28"/>
           <w:szCs w:val="28"/>
         </w:rPr>
+        <w:lastRenderedPageBreak/>
         <w:t xml:space="preserve">Время отклика (Response Time) — интервал между отправкой запроса клиентом и получением ответа сервером (измеряется в </w:t>
       </w:r>
       <w:proofErr w:type="spellStart"/>
@@ -13515,7 +13561,16 @@
           <w:sz w:val="28"/>
           <w:szCs w:val="28"/>
         </w:rPr>
-        <w:t xml:space="preserve"> будет регулярно оцениваться на этапе непрерывной интеграции. Ожидается снижение цикломатической сложности методов контроллеров до уровня ≤ 8, а покрытие критических бизнес-методов (валидация заказа, хеширование паролей, расчёт итоговой суммы) — до 85% и выше. Выявление уязвимостей (SQL-инъекции, XSS) будет осуществляться статическим анализом и </w:t>
+        <w:t xml:space="preserve"> будет регулярно оцениваться на этапе непрерывной интеграции. Ожидается снижение цикломатической сложности методов </w:t>
+      </w:r>
+      <w:r>
+        <w:rPr>
+          <w:rFonts w:ascii="Times New Roman" w:hAnsi="Times New Roman" w:cs="Times New Roman"/>
+          <w:sz w:val="28"/>
+          <w:szCs w:val="28"/>
+        </w:rPr>
+        <w:lastRenderedPageBreak/>
+        <w:t xml:space="preserve">контроллеров до уровня ≤ 8, а покрытие критических бизнес-методов (валидация заказа, хеширование паролей, расчёт итоговой суммы) — до 85% и выше. Выявление уязвимостей (SQL-инъекции, XSS) будет осуществляться статическим анализом и </w:t>
       </w:r>
       <w:proofErr w:type="spellStart"/>
       <w:r>
@@ -13633,17 +13688,19 @@
       <w:pPr>
         <w:rPr>
           <w:rFonts w:ascii="Times New Roman" w:hAnsi="Times New Roman" w:cs="Times New Roman"/>
-          <w:sz w:val="28"/>
-          <w:szCs w:val="28"/>
-        </w:rPr>
-      </w:pPr>
-      <w:r>
-        <w:rPr>
-          <w:rFonts w:ascii="Times New Roman" w:hAnsi="Times New Roman" w:cs="Times New Roman"/>
-          <w:sz w:val="28"/>
-          <w:szCs w:val="28"/>
-        </w:rPr>
-        <w:t xml:space="preserve">Выбор инструментария разработки представляет собой стратегическое инженерное решение, определяющее эффективность кодирования, качество статического анализа, воспроизводимость сборки и общую производительность рабочего процесса. Для реализации информационной системы «Бон </w:t>
+          <w:b/>
+          <w:bCs/>
+          <w:sz w:val="28"/>
+          <w:szCs w:val="28"/>
+        </w:rPr>
+      </w:pPr>
+      <w:r>
+        <w:rPr>
+          <w:rFonts w:ascii="Times New Roman" w:hAnsi="Times New Roman" w:cs="Times New Roman"/>
+          <w:sz w:val="28"/>
+          <w:szCs w:val="28"/>
+        </w:rPr>
+        <w:t xml:space="preserve">На этапе практической реализации программного обеспечения выбор инструментария разработки определяется соответствием редактора или интегрированной среды (IDE) технологическому стеку проекта, требованиям к производительности, поддержке стандартов кодирования и интеграции с системами контроля версий и отладки. В рамках создания информационной системы «Бон </w:t>
       </w:r>
       <w:proofErr w:type="spellStart"/>
       <w:r>
@@ -13661,7 +13718,7 @@
           <w:sz w:val="28"/>
           <w:szCs w:val="28"/>
         </w:rPr>
-        <w:t xml:space="preserve">» был проведён многокритериальный сравнительный анализ следующих сред: Visual Studio Code, </w:t>
+        <w:t xml:space="preserve">» был проведён сравнительный анализ нескольких решений: </w:t>
       </w:r>
       <w:proofErr w:type="spellStart"/>
       <w:r>
@@ -13715,7 +13772,7 @@
           <w:sz w:val="28"/>
           <w:szCs w:val="28"/>
         </w:rPr>
-        <w:t xml:space="preserve"> Text и </w:t>
+        <w:t xml:space="preserve"> Text, </w:t>
       </w:r>
       <w:proofErr w:type="spellStart"/>
       <w:r>
@@ -13724,7 +13781,7 @@
           <w:sz w:val="28"/>
           <w:szCs w:val="28"/>
         </w:rPr>
-        <w:t>Neovim</w:t>
+        <w:t>Notepad</w:t>
       </w:r>
       <w:proofErr w:type="spellEnd"/>
       <w:r>
@@ -13733,2452 +13790,7 @@
           <w:sz w:val="28"/>
           <w:szCs w:val="28"/>
         </w:rPr>
-        <w:t>. Оценка проводилась по унифицированным параметрам, релевантным для веб-разработки на стеке PHP/MySQL/MVC: ресурсоёмкость, качество поддержки языка и стандартов, возможности отладки и тестирования, экосистема расширений, лицензионная модель и кроссплатформенность.</w:t>
-      </w:r>
-    </w:p>
-    <w:p>
-      <w:pPr>
-        <w:pStyle w:val="3"/>
-      </w:pPr>
-      <w:bookmarkStart w:id="23" w:name="_Toc227935370"/>
-      <w:r>
-        <w:t xml:space="preserve">2.1.1 </w:t>
-      </w:r>
-      <w:proofErr w:type="spellStart"/>
-      <w:r>
-        <w:t>Критериальная</w:t>
-      </w:r>
-      <w:proofErr w:type="spellEnd"/>
-      <w:r>
-        <w:t xml:space="preserve"> база сравнения</w:t>
-      </w:r>
-      <w:bookmarkEnd w:id="23"/>
-      <w:r>
-        <w:t xml:space="preserve"> </w:t>
-      </w:r>
-    </w:p>
-    <w:p>
-      <w:pPr>
-        <w:rPr>
-          <w:rFonts w:ascii="Times New Roman" w:hAnsi="Times New Roman" w:cs="Times New Roman"/>
-          <w:sz w:val="28"/>
-          <w:szCs w:val="28"/>
-        </w:rPr>
-      </w:pPr>
-      <w:r>
-        <w:rPr>
-          <w:rFonts w:ascii="Times New Roman" w:hAnsi="Times New Roman" w:cs="Times New Roman"/>
-          <w:sz w:val="28"/>
-          <w:szCs w:val="28"/>
-        </w:rPr>
-        <w:t>Для объективизации выбора были выделены следующие измеримые и качественные параметры:</w:t>
-      </w:r>
-    </w:p>
-    <w:p>
-      <w:pPr>
-        <w:numPr>
-          <w:ilvl w:val="0"/>
-          <w:numId w:val="34"/>
-        </w:numPr>
-        <w:rPr>
-          <w:rFonts w:ascii="Times New Roman" w:hAnsi="Times New Roman" w:cs="Times New Roman"/>
-          <w:sz w:val="28"/>
-          <w:szCs w:val="28"/>
-        </w:rPr>
-      </w:pPr>
-      <w:r>
-        <w:rPr>
-          <w:rFonts w:ascii="Times New Roman" w:hAnsi="Times New Roman" w:cs="Times New Roman"/>
-          <w:sz w:val="28"/>
-          <w:szCs w:val="28"/>
-        </w:rPr>
-        <w:t>Аппаратные требования и производительность: объём потребления ОЗУ в простое, время индексации проекта, скорость реакции интерфейса при работе с крупными файлами.</w:t>
-      </w:r>
-    </w:p>
-    <w:p>
-      <w:pPr>
-        <w:numPr>
-          <w:ilvl w:val="0"/>
-          <w:numId w:val="34"/>
-        </w:numPr>
-        <w:rPr>
-          <w:rFonts w:ascii="Times New Roman" w:hAnsi="Times New Roman" w:cs="Times New Roman"/>
-          <w:sz w:val="28"/>
-          <w:szCs w:val="28"/>
-        </w:rPr>
-      </w:pPr>
-      <w:r>
-        <w:rPr>
-          <w:rFonts w:ascii="Times New Roman" w:hAnsi="Times New Roman" w:cs="Times New Roman"/>
-          <w:sz w:val="28"/>
-          <w:szCs w:val="28"/>
-        </w:rPr>
-        <w:t xml:space="preserve">Поддержка PHP и веб-стандартов: наличие встроенного или подключаемого статического анализа, </w:t>
-      </w:r>
-      <w:proofErr w:type="spellStart"/>
-      <w:r>
-        <w:rPr>
-          <w:rFonts w:ascii="Times New Roman" w:hAnsi="Times New Roman" w:cs="Times New Roman"/>
-          <w:sz w:val="28"/>
-          <w:szCs w:val="28"/>
-        </w:rPr>
-        <w:t>автодополнение</w:t>
-      </w:r>
-      <w:proofErr w:type="spellEnd"/>
-      <w:r>
-        <w:rPr>
-          <w:rFonts w:ascii="Times New Roman" w:hAnsi="Times New Roman" w:cs="Times New Roman"/>
-          <w:sz w:val="28"/>
-          <w:szCs w:val="28"/>
-        </w:rPr>
-        <w:t>, рефакторинг, поддержка пространств имён, соответствие PSR-стандартам.</w:t>
-      </w:r>
-    </w:p>
-    <w:p>
-      <w:pPr>
-        <w:numPr>
-          <w:ilvl w:val="0"/>
-          <w:numId w:val="34"/>
-        </w:numPr>
-        <w:rPr>
-          <w:rFonts w:ascii="Times New Roman" w:hAnsi="Times New Roman" w:cs="Times New Roman"/>
-          <w:sz w:val="28"/>
-          <w:szCs w:val="28"/>
-        </w:rPr>
-      </w:pPr>
-      <w:r>
-        <w:rPr>
-          <w:rFonts w:ascii="Times New Roman" w:hAnsi="Times New Roman" w:cs="Times New Roman"/>
-          <w:sz w:val="28"/>
-          <w:szCs w:val="28"/>
-        </w:rPr>
-        <w:t xml:space="preserve">Инструменты отладки и тестирования: интеграция с </w:t>
-      </w:r>
-      <w:proofErr w:type="spellStart"/>
-      <w:r>
-        <w:rPr>
-          <w:rFonts w:ascii="Times New Roman" w:hAnsi="Times New Roman" w:cs="Times New Roman"/>
-          <w:sz w:val="28"/>
-          <w:szCs w:val="28"/>
-        </w:rPr>
-        <w:t>Xdebug</w:t>
-      </w:r>
-      <w:proofErr w:type="spellEnd"/>
-      <w:r>
-        <w:rPr>
-          <w:rFonts w:ascii="Times New Roman" w:hAnsi="Times New Roman" w:cs="Times New Roman"/>
-          <w:sz w:val="28"/>
-          <w:szCs w:val="28"/>
-        </w:rPr>
-        <w:t xml:space="preserve">, возможность пошагового выполнения, инспекции переменных, профилирования, встроенная поддержка </w:t>
-      </w:r>
-      <w:proofErr w:type="spellStart"/>
-      <w:r>
-        <w:rPr>
-          <w:rFonts w:ascii="Times New Roman" w:hAnsi="Times New Roman" w:cs="Times New Roman"/>
-          <w:sz w:val="28"/>
-          <w:szCs w:val="28"/>
-        </w:rPr>
-        <w:t>PHPUnit</w:t>
-      </w:r>
-      <w:proofErr w:type="spellEnd"/>
-      <w:r>
-        <w:rPr>
-          <w:rFonts w:ascii="Times New Roman" w:hAnsi="Times New Roman" w:cs="Times New Roman"/>
-          <w:sz w:val="28"/>
-          <w:szCs w:val="28"/>
-        </w:rPr>
-        <w:t xml:space="preserve"> и других фреймворков.</w:t>
-      </w:r>
-    </w:p>
-    <w:p>
-      <w:pPr>
-        <w:numPr>
-          <w:ilvl w:val="0"/>
-          <w:numId w:val="34"/>
-        </w:numPr>
-        <w:rPr>
-          <w:rFonts w:ascii="Times New Roman" w:hAnsi="Times New Roman" w:cs="Times New Roman"/>
-          <w:sz w:val="28"/>
-          <w:szCs w:val="28"/>
-        </w:rPr>
-      </w:pPr>
-      <w:r>
-        <w:rPr>
-          <w:rFonts w:ascii="Times New Roman" w:hAnsi="Times New Roman" w:cs="Times New Roman"/>
-          <w:sz w:val="28"/>
-          <w:szCs w:val="28"/>
-        </w:rPr>
-        <w:t xml:space="preserve">Управление версиями и автоматизация: встроенные средства работы с </w:t>
-      </w:r>
-      <w:proofErr w:type="spellStart"/>
-      <w:r>
-        <w:rPr>
-          <w:rFonts w:ascii="Times New Roman" w:hAnsi="Times New Roman" w:cs="Times New Roman"/>
-          <w:sz w:val="28"/>
-          <w:szCs w:val="28"/>
-        </w:rPr>
-        <w:t>Git</w:t>
-      </w:r>
-      <w:proofErr w:type="spellEnd"/>
-      <w:r>
-        <w:rPr>
-          <w:rFonts w:ascii="Times New Roman" w:hAnsi="Times New Roman" w:cs="Times New Roman"/>
-          <w:sz w:val="28"/>
-          <w:szCs w:val="28"/>
-        </w:rPr>
-        <w:t xml:space="preserve">, визуализация истории, поддержка задач сборки, терминал, </w:t>
-      </w:r>
-      <w:proofErr w:type="spellStart"/>
-      <w:r>
-        <w:rPr>
-          <w:rFonts w:ascii="Times New Roman" w:hAnsi="Times New Roman" w:cs="Times New Roman"/>
-          <w:sz w:val="28"/>
-          <w:szCs w:val="28"/>
-        </w:rPr>
-        <w:t>конфигурируемость</w:t>
-      </w:r>
-      <w:proofErr w:type="spellEnd"/>
-      <w:r>
-        <w:rPr>
-          <w:rFonts w:ascii="Times New Roman" w:hAnsi="Times New Roman" w:cs="Times New Roman"/>
-          <w:sz w:val="28"/>
-          <w:szCs w:val="28"/>
-        </w:rPr>
-        <w:t xml:space="preserve"> </w:t>
-      </w:r>
-      <w:proofErr w:type="spellStart"/>
-      <w:r>
-        <w:rPr>
-          <w:rFonts w:ascii="Times New Roman" w:hAnsi="Times New Roman" w:cs="Times New Roman"/>
-          <w:sz w:val="28"/>
-          <w:szCs w:val="28"/>
-        </w:rPr>
-        <w:t>пайплайнов</w:t>
-      </w:r>
-      <w:proofErr w:type="spellEnd"/>
-      <w:r>
-        <w:rPr>
-          <w:rFonts w:ascii="Times New Roman" w:hAnsi="Times New Roman" w:cs="Times New Roman"/>
-          <w:sz w:val="28"/>
-          <w:szCs w:val="28"/>
-        </w:rPr>
-        <w:t>.</w:t>
-      </w:r>
-    </w:p>
-    <w:p>
-      <w:pPr>
-        <w:numPr>
-          <w:ilvl w:val="0"/>
-          <w:numId w:val="34"/>
-        </w:numPr>
-        <w:rPr>
-          <w:rFonts w:ascii="Times New Roman" w:hAnsi="Times New Roman" w:cs="Times New Roman"/>
-          <w:sz w:val="28"/>
-          <w:szCs w:val="28"/>
-        </w:rPr>
-      </w:pPr>
-      <w:r>
-        <w:rPr>
-          <w:rFonts w:ascii="Times New Roman" w:hAnsi="Times New Roman" w:cs="Times New Roman"/>
-          <w:sz w:val="28"/>
-          <w:szCs w:val="28"/>
-        </w:rPr>
-        <w:t>Лицензирование и доступность: стоимость, условия использования в учебных и коммерческих целях, открытость кода.</w:t>
-      </w:r>
-    </w:p>
-    <w:p>
-      <w:pPr>
-        <w:rPr>
-          <w:rFonts w:ascii="Times New Roman" w:hAnsi="Times New Roman" w:cs="Times New Roman"/>
-          <w:sz w:val="28"/>
-          <w:szCs w:val="28"/>
-        </w:rPr>
-      </w:pPr>
-      <w:r>
-        <w:rPr>
-          <w:rFonts w:ascii="Times New Roman" w:hAnsi="Times New Roman" w:cs="Times New Roman"/>
-          <w:sz w:val="28"/>
-          <w:szCs w:val="28"/>
-        </w:rPr>
-        <w:br w:type="page"/>
-      </w:r>
-    </w:p>
-    <w:p>
-      <w:pPr>
-        <w:pStyle w:val="3"/>
-      </w:pPr>
-      <w:bookmarkStart w:id="24" w:name="_Toc227935371"/>
-      <w:r>
-        <w:t>2.1.2 Сравнительный анализ альтернативных сред</w:t>
-      </w:r>
-      <w:bookmarkEnd w:id="24"/>
-    </w:p>
-    <w:p>
-      <w:pPr>
-        <w:jc w:val="right"/>
-      </w:pPr>
-      <w:r>
-        <w:t xml:space="preserve">Табл. 3 - </w:t>
-      </w:r>
-      <w:r>
-        <w:t>Сравнительный анализ альтернативных сред</w:t>
-      </w:r>
-    </w:p>
-    <w:tbl>
-      <w:tblPr>
-        <w:tblStyle w:val="5"/>
-        <w:tblW w:w="10684" w:type="dxa"/>
-        <w:tblInd w:w="-851" w:type="dxa"/>
-        <w:tblLayout w:type="fixed"/>
-        <w:tblLook w:val="04A0" w:firstRow="1" w:lastRow="0" w:firstColumn="1" w:lastColumn="0" w:noHBand="0" w:noVBand="1"/>
-      </w:tblPr>
-      <w:tblGrid>
-        <w:gridCol w:w="2269"/>
-        <w:gridCol w:w="2126"/>
-        <w:gridCol w:w="2228"/>
-        <w:gridCol w:w="1815"/>
-        <w:gridCol w:w="2246"/>
-      </w:tblGrid>
-      <w:tr>
-        <w:trPr>
-          <w:cnfStyle w:val="100000000000" w:firstRow="1" w:lastRow="0" w:firstColumn="0" w:lastColumn="0" w:oddVBand="0" w:evenVBand="0" w:oddHBand="0" w:evenHBand="0" w:firstRowFirstColumn="0" w:firstRowLastColumn="0" w:lastRowFirstColumn="0" w:lastRowLastColumn="0"/>
-        </w:trPr>
-        <w:tc>
-          <w:tcPr>
-            <w:cnfStyle w:val="001000000100" w:firstRow="0" w:lastRow="0" w:firstColumn="1" w:lastColumn="0" w:oddVBand="0" w:evenVBand="0" w:oddHBand="0" w:evenHBand="0" w:firstRowFirstColumn="1" w:firstRowLastColumn="0" w:lastRowFirstColumn="0" w:lastRowLastColumn="0"/>
-            <w:tcW w:w="2269" w:type="dxa"/>
-            <w:hideMark/>
-          </w:tcPr>
-          <w:p>
-            <w:pPr>
-              <w:spacing w:after="160" w:line="259" w:lineRule="auto"/>
-              <w:jc w:val="left"/>
-              <w:rPr>
-                <w:rFonts w:ascii="Times New Roman" w:hAnsi="Times New Roman" w:cs="Times New Roman"/>
-                <w:i w:val="0"/>
-                <w:iCs w:val="0"/>
-                <w:sz w:val="28"/>
-                <w:szCs w:val="28"/>
-              </w:rPr>
-            </w:pPr>
-            <w:r>
-              <w:rPr>
-                <w:rFonts w:ascii="Times New Roman" w:hAnsi="Times New Roman" w:cs="Times New Roman"/>
-                <w:i w:val="0"/>
-                <w:iCs w:val="0"/>
-                <w:sz w:val="28"/>
-                <w:szCs w:val="28"/>
-              </w:rPr>
-              <w:t>Критерий</w:t>
-            </w:r>
-          </w:p>
-        </w:tc>
-        <w:tc>
-          <w:tcPr>
-            <w:tcW w:w="2126" w:type="dxa"/>
-            <w:hideMark/>
-          </w:tcPr>
-          <w:p>
-            <w:pPr>
-              <w:spacing w:after="160" w:line="259" w:lineRule="auto"/>
-              <w:cnfStyle w:val="100000000000" w:firstRow="1" w:lastRow="0" w:firstColumn="0" w:lastColumn="0" w:oddVBand="0" w:evenVBand="0" w:oddHBand="0" w:evenHBand="0" w:firstRowFirstColumn="0" w:firstRowLastColumn="0" w:lastRowFirstColumn="0" w:lastRowLastColumn="0"/>
-              <w:rPr>
-                <w:rFonts w:ascii="Times New Roman" w:hAnsi="Times New Roman" w:cs="Times New Roman"/>
-                <w:i w:val="0"/>
-                <w:iCs w:val="0"/>
-                <w:sz w:val="28"/>
-                <w:szCs w:val="28"/>
-              </w:rPr>
-            </w:pPr>
-            <w:r>
-              <w:rPr>
-                <w:rFonts w:ascii="Times New Roman" w:hAnsi="Times New Roman" w:cs="Times New Roman"/>
-                <w:i w:val="0"/>
-                <w:iCs w:val="0"/>
-                <w:sz w:val="28"/>
-                <w:szCs w:val="28"/>
-              </w:rPr>
-              <w:t>Visual Studio Code</w:t>
-            </w:r>
-          </w:p>
-        </w:tc>
-        <w:tc>
-          <w:tcPr>
-            <w:tcW w:w="2228" w:type="dxa"/>
-            <w:hideMark/>
-          </w:tcPr>
-          <w:p>
-            <w:pPr>
-              <w:spacing w:after="160" w:line="259" w:lineRule="auto"/>
-              <w:cnfStyle w:val="100000000000" w:firstRow="1" w:lastRow="0" w:firstColumn="0" w:lastColumn="0" w:oddVBand="0" w:evenVBand="0" w:oddHBand="0" w:evenHBand="0" w:firstRowFirstColumn="0" w:firstRowLastColumn="0" w:lastRowFirstColumn="0" w:lastRowLastColumn="0"/>
-              <w:rPr>
-                <w:rFonts w:ascii="Times New Roman" w:hAnsi="Times New Roman" w:cs="Times New Roman"/>
-                <w:i w:val="0"/>
-                <w:iCs w:val="0"/>
-                <w:sz w:val="28"/>
-                <w:szCs w:val="28"/>
-              </w:rPr>
-            </w:pPr>
-            <w:proofErr w:type="spellStart"/>
-            <w:r>
-              <w:rPr>
-                <w:rFonts w:ascii="Times New Roman" w:hAnsi="Times New Roman" w:cs="Times New Roman"/>
-                <w:i w:val="0"/>
-                <w:iCs w:val="0"/>
-                <w:sz w:val="28"/>
-                <w:szCs w:val="28"/>
-              </w:rPr>
-              <w:t>JetBrains</w:t>
-            </w:r>
-            <w:proofErr w:type="spellEnd"/>
-            <w:r>
-              <w:rPr>
-                <w:rFonts w:ascii="Times New Roman" w:hAnsi="Times New Roman" w:cs="Times New Roman"/>
-                <w:i w:val="0"/>
-                <w:iCs w:val="0"/>
-                <w:sz w:val="28"/>
-                <w:szCs w:val="28"/>
-              </w:rPr>
-              <w:t xml:space="preserve"> </w:t>
-            </w:r>
-            <w:proofErr w:type="spellStart"/>
-            <w:r>
-              <w:rPr>
-                <w:rFonts w:ascii="Times New Roman" w:hAnsi="Times New Roman" w:cs="Times New Roman"/>
-                <w:i w:val="0"/>
-                <w:iCs w:val="0"/>
-                <w:sz w:val="28"/>
-                <w:szCs w:val="28"/>
-              </w:rPr>
-              <w:t>PhpStorm</w:t>
-            </w:r>
-            <w:proofErr w:type="spellEnd"/>
-          </w:p>
-        </w:tc>
-        <w:tc>
-          <w:tcPr>
-            <w:tcW w:w="1815" w:type="dxa"/>
-            <w:hideMark/>
-          </w:tcPr>
-          <w:p>
-            <w:pPr>
-              <w:spacing w:after="160" w:line="259" w:lineRule="auto"/>
-              <w:cnfStyle w:val="100000000000" w:firstRow="1" w:lastRow="0" w:firstColumn="0" w:lastColumn="0" w:oddVBand="0" w:evenVBand="0" w:oddHBand="0" w:evenHBand="0" w:firstRowFirstColumn="0" w:firstRowLastColumn="0" w:lastRowFirstColumn="0" w:lastRowLastColumn="0"/>
-              <w:rPr>
-                <w:rFonts w:ascii="Times New Roman" w:hAnsi="Times New Roman" w:cs="Times New Roman"/>
-                <w:i w:val="0"/>
-                <w:iCs w:val="0"/>
-                <w:sz w:val="28"/>
-                <w:szCs w:val="28"/>
-              </w:rPr>
-            </w:pPr>
-            <w:proofErr w:type="spellStart"/>
-            <w:r>
-              <w:rPr>
-                <w:rFonts w:ascii="Times New Roman" w:hAnsi="Times New Roman" w:cs="Times New Roman"/>
-                <w:i w:val="0"/>
-                <w:iCs w:val="0"/>
-                <w:sz w:val="28"/>
-                <w:szCs w:val="28"/>
-              </w:rPr>
-              <w:t>Sublime</w:t>
-            </w:r>
-            <w:proofErr w:type="spellEnd"/>
-            <w:r>
-              <w:rPr>
-                <w:rFonts w:ascii="Times New Roman" w:hAnsi="Times New Roman" w:cs="Times New Roman"/>
-                <w:i w:val="0"/>
-                <w:iCs w:val="0"/>
-                <w:sz w:val="28"/>
-                <w:szCs w:val="28"/>
-              </w:rPr>
-              <w:t xml:space="preserve"> Text</w:t>
-            </w:r>
-          </w:p>
-        </w:tc>
-        <w:tc>
-          <w:tcPr>
-            <w:tcW w:w="2246" w:type="dxa"/>
-            <w:hideMark/>
-          </w:tcPr>
-          <w:p>
-            <w:pPr>
-              <w:spacing w:after="160" w:line="259" w:lineRule="auto"/>
-              <w:cnfStyle w:val="100000000000" w:firstRow="1" w:lastRow="0" w:firstColumn="0" w:lastColumn="0" w:oddVBand="0" w:evenVBand="0" w:oddHBand="0" w:evenHBand="0" w:firstRowFirstColumn="0" w:firstRowLastColumn="0" w:lastRowFirstColumn="0" w:lastRowLastColumn="0"/>
-              <w:rPr>
-                <w:rFonts w:ascii="Times New Roman" w:hAnsi="Times New Roman" w:cs="Times New Roman"/>
-                <w:i w:val="0"/>
-                <w:iCs w:val="0"/>
-                <w:sz w:val="28"/>
-                <w:szCs w:val="28"/>
-              </w:rPr>
-            </w:pPr>
-            <w:proofErr w:type="spellStart"/>
-            <w:r>
-              <w:rPr>
-                <w:rFonts w:ascii="Times New Roman" w:hAnsi="Times New Roman" w:cs="Times New Roman"/>
-                <w:i w:val="0"/>
-                <w:iCs w:val="0"/>
-                <w:sz w:val="28"/>
-                <w:szCs w:val="28"/>
-              </w:rPr>
-              <w:t>Neovim</w:t>
-            </w:r>
-            <w:proofErr w:type="spellEnd"/>
-          </w:p>
-        </w:tc>
-      </w:tr>
-      <w:tr>
-        <w:trPr>
-          <w:cnfStyle w:val="000000100000" w:firstRow="0" w:lastRow="0" w:firstColumn="0" w:lastColumn="0" w:oddVBand="0" w:evenVBand="0" w:oddHBand="1" w:evenHBand="0" w:firstRowFirstColumn="0" w:firstRowLastColumn="0" w:lastRowFirstColumn="0" w:lastRowLastColumn="0"/>
-        </w:trPr>
-        <w:tc>
-          <w:tcPr>
-            <w:cnfStyle w:val="001000000000" w:firstRow="0" w:lastRow="0" w:firstColumn="1" w:lastColumn="0" w:oddVBand="0" w:evenVBand="0" w:oddHBand="0" w:evenHBand="0" w:firstRowFirstColumn="0" w:firstRowLastColumn="0" w:lastRowFirstColumn="0" w:lastRowLastColumn="0"/>
-            <w:tcW w:w="2269" w:type="dxa"/>
-            <w:hideMark/>
-          </w:tcPr>
-          <w:p>
-            <w:pPr>
-              <w:spacing w:after="160" w:line="259" w:lineRule="auto"/>
-              <w:rPr>
-                <w:rFonts w:ascii="Times New Roman" w:hAnsi="Times New Roman" w:cs="Times New Roman"/>
-                <w:i w:val="0"/>
-                <w:iCs w:val="0"/>
-                <w:sz w:val="28"/>
-                <w:szCs w:val="28"/>
-              </w:rPr>
-            </w:pPr>
-            <w:r>
-              <w:rPr>
-                <w:rFonts w:ascii="Times New Roman" w:hAnsi="Times New Roman" w:cs="Times New Roman"/>
-                <w:i w:val="0"/>
-                <w:iCs w:val="0"/>
-                <w:sz w:val="28"/>
-                <w:szCs w:val="28"/>
-              </w:rPr>
-              <w:t>Потребление ОЗУ (в среднем)</w:t>
-            </w:r>
-          </w:p>
-        </w:tc>
-        <w:tc>
-          <w:tcPr>
-            <w:tcW w:w="2126" w:type="dxa"/>
-            <w:hideMark/>
-          </w:tcPr>
-          <w:p>
-            <w:pPr>
-              <w:spacing w:after="160" w:line="259" w:lineRule="auto"/>
-              <w:cnfStyle w:val="000000100000" w:firstRow="0" w:lastRow="0" w:firstColumn="0" w:lastColumn="0" w:oddVBand="0" w:evenVBand="0" w:oddHBand="1" w:evenHBand="0" w:firstRowFirstColumn="0" w:firstRowLastColumn="0" w:lastRowFirstColumn="0" w:lastRowLastColumn="0"/>
-              <w:rPr>
-                <w:rFonts w:ascii="Times New Roman" w:hAnsi="Times New Roman" w:cs="Times New Roman"/>
-                <w:sz w:val="28"/>
-                <w:szCs w:val="28"/>
-              </w:rPr>
-            </w:pPr>
-            <w:r>
-              <w:rPr>
-                <w:rFonts w:ascii="Times New Roman" w:hAnsi="Times New Roman" w:cs="Times New Roman"/>
-                <w:sz w:val="28"/>
-                <w:szCs w:val="28"/>
-              </w:rPr>
-              <w:t>300–600 МБ</w:t>
-            </w:r>
-          </w:p>
-        </w:tc>
-        <w:tc>
-          <w:tcPr>
-            <w:tcW w:w="2228" w:type="dxa"/>
-            <w:hideMark/>
-          </w:tcPr>
-          <w:p>
-            <w:pPr>
-              <w:spacing w:after="160" w:line="259" w:lineRule="auto"/>
-              <w:cnfStyle w:val="000000100000" w:firstRow="0" w:lastRow="0" w:firstColumn="0" w:lastColumn="0" w:oddVBand="0" w:evenVBand="0" w:oddHBand="1" w:evenHBand="0" w:firstRowFirstColumn="0" w:firstRowLastColumn="0" w:lastRowFirstColumn="0" w:lastRowLastColumn="0"/>
-              <w:rPr>
-                <w:rFonts w:ascii="Times New Roman" w:hAnsi="Times New Roman" w:cs="Times New Roman"/>
-                <w:sz w:val="28"/>
-                <w:szCs w:val="28"/>
-              </w:rPr>
-            </w:pPr>
-            <w:r>
-              <w:rPr>
-                <w:rFonts w:ascii="Times New Roman" w:hAnsi="Times New Roman" w:cs="Times New Roman"/>
-                <w:sz w:val="28"/>
-                <w:szCs w:val="28"/>
-              </w:rPr>
-              <w:t>1,2–2,5 ГБ</w:t>
-            </w:r>
-          </w:p>
-        </w:tc>
-        <w:tc>
-          <w:tcPr>
-            <w:tcW w:w="1815" w:type="dxa"/>
-            <w:hideMark/>
-          </w:tcPr>
-          <w:p>
-            <w:pPr>
-              <w:spacing w:after="160" w:line="259" w:lineRule="auto"/>
-              <w:cnfStyle w:val="000000100000" w:firstRow="0" w:lastRow="0" w:firstColumn="0" w:lastColumn="0" w:oddVBand="0" w:evenVBand="0" w:oddHBand="1" w:evenHBand="0" w:firstRowFirstColumn="0" w:firstRowLastColumn="0" w:lastRowFirstColumn="0" w:lastRowLastColumn="0"/>
-              <w:rPr>
-                <w:rFonts w:ascii="Times New Roman" w:hAnsi="Times New Roman" w:cs="Times New Roman"/>
-                <w:sz w:val="28"/>
-                <w:szCs w:val="28"/>
-              </w:rPr>
-            </w:pPr>
-            <w:r>
-              <w:rPr>
-                <w:rFonts w:ascii="Times New Roman" w:hAnsi="Times New Roman" w:cs="Times New Roman"/>
-                <w:sz w:val="28"/>
-                <w:szCs w:val="28"/>
-              </w:rPr>
-              <w:t>80–150 МБ</w:t>
-            </w:r>
-          </w:p>
-        </w:tc>
-        <w:tc>
-          <w:tcPr>
-            <w:tcW w:w="2246" w:type="dxa"/>
-            <w:hideMark/>
-          </w:tcPr>
-          <w:p>
-            <w:pPr>
-              <w:spacing w:after="160" w:line="259" w:lineRule="auto"/>
-              <w:cnfStyle w:val="000000100000" w:firstRow="0" w:lastRow="0" w:firstColumn="0" w:lastColumn="0" w:oddVBand="0" w:evenVBand="0" w:oddHBand="1" w:evenHBand="0" w:firstRowFirstColumn="0" w:firstRowLastColumn="0" w:lastRowFirstColumn="0" w:lastRowLastColumn="0"/>
-              <w:rPr>
-                <w:rFonts w:ascii="Times New Roman" w:hAnsi="Times New Roman" w:cs="Times New Roman"/>
-                <w:sz w:val="28"/>
-                <w:szCs w:val="28"/>
-              </w:rPr>
-            </w:pPr>
-            <w:r>
-              <w:rPr>
-                <w:rFonts w:ascii="Times New Roman" w:hAnsi="Times New Roman" w:cs="Times New Roman"/>
-                <w:sz w:val="28"/>
-                <w:szCs w:val="28"/>
-              </w:rPr>
-              <w:t>50–120 МБ</w:t>
-            </w:r>
-          </w:p>
-        </w:tc>
-      </w:tr>
-      <w:tr>
-        <w:tc>
-          <w:tcPr>
-            <w:cnfStyle w:val="001000000000" w:firstRow="0" w:lastRow="0" w:firstColumn="1" w:lastColumn="0" w:oddVBand="0" w:evenVBand="0" w:oddHBand="0" w:evenHBand="0" w:firstRowFirstColumn="0" w:firstRowLastColumn="0" w:lastRowFirstColumn="0" w:lastRowLastColumn="0"/>
-            <w:tcW w:w="2269" w:type="dxa"/>
-            <w:hideMark/>
-          </w:tcPr>
-          <w:p>
-            <w:pPr>
-              <w:spacing w:after="160" w:line="259" w:lineRule="auto"/>
-              <w:rPr>
-                <w:rFonts w:ascii="Times New Roman" w:hAnsi="Times New Roman" w:cs="Times New Roman"/>
-                <w:i w:val="0"/>
-                <w:iCs w:val="0"/>
-                <w:sz w:val="28"/>
-                <w:szCs w:val="28"/>
-              </w:rPr>
-            </w:pPr>
-            <w:r>
-              <w:rPr>
-                <w:rFonts w:ascii="Times New Roman" w:hAnsi="Times New Roman" w:cs="Times New Roman"/>
-                <w:i w:val="0"/>
-                <w:iCs w:val="0"/>
-                <w:sz w:val="28"/>
-                <w:szCs w:val="28"/>
-              </w:rPr>
-              <w:t>Индексация проекта</w:t>
-            </w:r>
-          </w:p>
-        </w:tc>
-        <w:tc>
-          <w:tcPr>
-            <w:tcW w:w="2126" w:type="dxa"/>
-            <w:hideMark/>
-          </w:tcPr>
-          <w:p>
-            <w:pPr>
-              <w:spacing w:after="160" w:line="259" w:lineRule="auto"/>
-              <w:cnfStyle w:val="000000000000" w:firstRow="0" w:lastRow="0" w:firstColumn="0" w:lastColumn="0" w:oddVBand="0" w:evenVBand="0" w:oddHBand="0" w:evenHBand="0" w:firstRowFirstColumn="0" w:firstRowLastColumn="0" w:lastRowFirstColumn="0" w:lastRowLastColumn="0"/>
-              <w:rPr>
-                <w:rFonts w:ascii="Times New Roman" w:hAnsi="Times New Roman" w:cs="Times New Roman"/>
-                <w:sz w:val="28"/>
-                <w:szCs w:val="28"/>
-              </w:rPr>
-            </w:pPr>
-            <w:r>
-              <w:rPr>
-                <w:rFonts w:ascii="Times New Roman" w:hAnsi="Times New Roman" w:cs="Times New Roman"/>
-                <w:sz w:val="28"/>
-                <w:szCs w:val="28"/>
-              </w:rPr>
-              <w:t>Опциональная, через расширения</w:t>
-            </w:r>
-          </w:p>
-        </w:tc>
-        <w:tc>
-          <w:tcPr>
-            <w:tcW w:w="2228" w:type="dxa"/>
-            <w:hideMark/>
-          </w:tcPr>
-          <w:p>
-            <w:pPr>
-              <w:spacing w:after="160" w:line="259" w:lineRule="auto"/>
-              <w:cnfStyle w:val="000000000000" w:firstRow="0" w:lastRow="0" w:firstColumn="0" w:lastColumn="0" w:oddVBand="0" w:evenVBand="0" w:oddHBand="0" w:evenHBand="0" w:firstRowFirstColumn="0" w:firstRowLastColumn="0" w:lastRowFirstColumn="0" w:lastRowLastColumn="0"/>
-              <w:rPr>
-                <w:rFonts w:ascii="Times New Roman" w:hAnsi="Times New Roman" w:cs="Times New Roman"/>
-                <w:sz w:val="28"/>
-                <w:szCs w:val="28"/>
-              </w:rPr>
-            </w:pPr>
-            <w:r>
-              <w:rPr>
-                <w:rFonts w:ascii="Times New Roman" w:hAnsi="Times New Roman" w:cs="Times New Roman"/>
-                <w:sz w:val="28"/>
-                <w:szCs w:val="28"/>
-              </w:rPr>
-              <w:t>Глубокая, автоматическая, ресурсоёмкая</w:t>
-            </w:r>
-          </w:p>
-        </w:tc>
-        <w:tc>
-          <w:tcPr>
-            <w:tcW w:w="1815" w:type="dxa"/>
-            <w:hideMark/>
-          </w:tcPr>
-          <w:p>
-            <w:pPr>
-              <w:spacing w:after="160" w:line="259" w:lineRule="auto"/>
-              <w:cnfStyle w:val="000000000000" w:firstRow="0" w:lastRow="0" w:firstColumn="0" w:lastColumn="0" w:oddVBand="0" w:evenVBand="0" w:oddHBand="0" w:evenHBand="0" w:firstRowFirstColumn="0" w:firstRowLastColumn="0" w:lastRowFirstColumn="0" w:lastRowLastColumn="0"/>
-              <w:rPr>
-                <w:rFonts w:ascii="Times New Roman" w:hAnsi="Times New Roman" w:cs="Times New Roman"/>
-                <w:sz w:val="28"/>
-                <w:szCs w:val="28"/>
-              </w:rPr>
-            </w:pPr>
-            <w:r>
-              <w:rPr>
-                <w:rFonts w:ascii="Times New Roman" w:hAnsi="Times New Roman" w:cs="Times New Roman"/>
-                <w:sz w:val="28"/>
-                <w:szCs w:val="28"/>
-              </w:rPr>
-              <w:t>Отсутствует</w:t>
-            </w:r>
-          </w:p>
-        </w:tc>
-        <w:tc>
-          <w:tcPr>
-            <w:tcW w:w="2246" w:type="dxa"/>
-            <w:hideMark/>
-          </w:tcPr>
-          <w:p>
-            <w:pPr>
-              <w:spacing w:after="160" w:line="259" w:lineRule="auto"/>
-              <w:cnfStyle w:val="000000000000" w:firstRow="0" w:lastRow="0" w:firstColumn="0" w:lastColumn="0" w:oddVBand="0" w:evenVBand="0" w:oddHBand="0" w:evenHBand="0" w:firstRowFirstColumn="0" w:firstRowLastColumn="0" w:lastRowFirstColumn="0" w:lastRowLastColumn="0"/>
-              <w:rPr>
-                <w:rFonts w:ascii="Times New Roman" w:hAnsi="Times New Roman" w:cs="Times New Roman"/>
-                <w:sz w:val="28"/>
-                <w:szCs w:val="28"/>
-              </w:rPr>
-            </w:pPr>
-            <w:r>
-              <w:rPr>
-                <w:rFonts w:ascii="Times New Roman" w:hAnsi="Times New Roman" w:cs="Times New Roman"/>
-                <w:sz w:val="28"/>
-                <w:szCs w:val="28"/>
-              </w:rPr>
-              <w:t xml:space="preserve">Через плагины (LSP, </w:t>
-            </w:r>
-            <w:proofErr w:type="spellStart"/>
-            <w:r>
-              <w:rPr>
-                <w:rFonts w:ascii="Times New Roman" w:hAnsi="Times New Roman" w:cs="Times New Roman"/>
-                <w:sz w:val="28"/>
-                <w:szCs w:val="28"/>
-              </w:rPr>
-              <w:t>Treesitter</w:t>
-            </w:r>
-            <w:proofErr w:type="spellEnd"/>
-            <w:r>
-              <w:rPr>
-                <w:rFonts w:ascii="Times New Roman" w:hAnsi="Times New Roman" w:cs="Times New Roman"/>
-                <w:sz w:val="28"/>
-                <w:szCs w:val="28"/>
-              </w:rPr>
-              <w:t>)</w:t>
-            </w:r>
-          </w:p>
-        </w:tc>
-      </w:tr>
-      <w:tr>
-        <w:trPr>
-          <w:cnfStyle w:val="000000100000" w:firstRow="0" w:lastRow="0" w:firstColumn="0" w:lastColumn="0" w:oddVBand="0" w:evenVBand="0" w:oddHBand="1" w:evenHBand="0" w:firstRowFirstColumn="0" w:firstRowLastColumn="0" w:lastRowFirstColumn="0" w:lastRowLastColumn="0"/>
-        </w:trPr>
-        <w:tc>
-          <w:tcPr>
-            <w:cnfStyle w:val="001000000000" w:firstRow="0" w:lastRow="0" w:firstColumn="1" w:lastColumn="0" w:oddVBand="0" w:evenVBand="0" w:oddHBand="0" w:evenHBand="0" w:firstRowFirstColumn="0" w:firstRowLastColumn="0" w:lastRowFirstColumn="0" w:lastRowLastColumn="0"/>
-            <w:tcW w:w="2269" w:type="dxa"/>
-            <w:hideMark/>
-          </w:tcPr>
-          <w:p>
-            <w:pPr>
-              <w:spacing w:after="160" w:line="259" w:lineRule="auto"/>
-              <w:rPr>
-                <w:rFonts w:ascii="Times New Roman" w:hAnsi="Times New Roman" w:cs="Times New Roman"/>
-                <w:i w:val="0"/>
-                <w:iCs w:val="0"/>
-                <w:sz w:val="28"/>
-                <w:szCs w:val="28"/>
-              </w:rPr>
-            </w:pPr>
-            <w:r>
-              <w:rPr>
-                <w:rFonts w:ascii="Times New Roman" w:hAnsi="Times New Roman" w:cs="Times New Roman"/>
-                <w:i w:val="0"/>
-                <w:iCs w:val="0"/>
-                <w:sz w:val="28"/>
-                <w:szCs w:val="28"/>
-              </w:rPr>
-              <w:t>Поддержка PHP (LSP/анализ)</w:t>
-            </w:r>
-          </w:p>
-        </w:tc>
-        <w:tc>
-          <w:tcPr>
-            <w:tcW w:w="2126" w:type="dxa"/>
-            <w:hideMark/>
-          </w:tcPr>
-          <w:p>
-            <w:pPr>
-              <w:spacing w:after="160" w:line="259" w:lineRule="auto"/>
-              <w:cnfStyle w:val="000000100000" w:firstRow="0" w:lastRow="0" w:firstColumn="0" w:lastColumn="0" w:oddVBand="0" w:evenVBand="0" w:oddHBand="1" w:evenHBand="0" w:firstRowFirstColumn="0" w:firstRowLastColumn="0" w:lastRowFirstColumn="0" w:lastRowLastColumn="0"/>
-              <w:rPr>
-                <w:rFonts w:ascii="Times New Roman" w:hAnsi="Times New Roman" w:cs="Times New Roman"/>
-                <w:sz w:val="28"/>
-                <w:szCs w:val="28"/>
-              </w:rPr>
-            </w:pPr>
-            <w:r>
-              <w:rPr>
-                <w:rFonts w:ascii="Times New Roman" w:hAnsi="Times New Roman" w:cs="Times New Roman"/>
-                <w:sz w:val="28"/>
-                <w:szCs w:val="28"/>
-              </w:rPr>
-              <w:t>Высокая (</w:t>
-            </w:r>
-            <w:proofErr w:type="spellStart"/>
-            <w:r>
-              <w:rPr>
-                <w:rFonts w:ascii="Times New Roman" w:hAnsi="Times New Roman" w:cs="Times New Roman"/>
-                <w:sz w:val="28"/>
-                <w:szCs w:val="28"/>
-              </w:rPr>
-              <w:t>Intelephense</w:t>
-            </w:r>
-            <w:proofErr w:type="spellEnd"/>
-            <w:r>
-              <w:rPr>
-                <w:rFonts w:ascii="Times New Roman" w:hAnsi="Times New Roman" w:cs="Times New Roman"/>
-                <w:sz w:val="28"/>
-                <w:szCs w:val="28"/>
-              </w:rPr>
-              <w:t xml:space="preserve">, </w:t>
-            </w:r>
-            <w:proofErr w:type="spellStart"/>
-            <w:r>
-              <w:rPr>
-                <w:rFonts w:ascii="Times New Roman" w:hAnsi="Times New Roman" w:cs="Times New Roman"/>
-                <w:sz w:val="28"/>
-                <w:szCs w:val="28"/>
-              </w:rPr>
-              <w:t>PHPStan</w:t>
-            </w:r>
-            <w:proofErr w:type="spellEnd"/>
-            <w:r>
-              <w:rPr>
-                <w:rFonts w:ascii="Times New Roman" w:hAnsi="Times New Roman" w:cs="Times New Roman"/>
-                <w:sz w:val="28"/>
-                <w:szCs w:val="28"/>
-              </w:rPr>
-              <w:t>)</w:t>
-            </w:r>
-          </w:p>
-        </w:tc>
-        <w:tc>
-          <w:tcPr>
-            <w:tcW w:w="2228" w:type="dxa"/>
-            <w:hideMark/>
-          </w:tcPr>
-          <w:p>
-            <w:pPr>
-              <w:spacing w:after="160" w:line="259" w:lineRule="auto"/>
-              <w:cnfStyle w:val="000000100000" w:firstRow="0" w:lastRow="0" w:firstColumn="0" w:lastColumn="0" w:oddVBand="0" w:evenVBand="0" w:oddHBand="1" w:evenHBand="0" w:firstRowFirstColumn="0" w:firstRowLastColumn="0" w:lastRowFirstColumn="0" w:lastRowLastColumn="0"/>
-              <w:rPr>
-                <w:rFonts w:ascii="Times New Roman" w:hAnsi="Times New Roman" w:cs="Times New Roman"/>
-                <w:sz w:val="28"/>
-                <w:szCs w:val="28"/>
-              </w:rPr>
-            </w:pPr>
-            <w:r>
-              <w:rPr>
-                <w:rFonts w:ascii="Times New Roman" w:hAnsi="Times New Roman" w:cs="Times New Roman"/>
-                <w:sz w:val="28"/>
-                <w:szCs w:val="28"/>
-              </w:rPr>
-              <w:t>Максимальная (встроенный анализатор)</w:t>
-            </w:r>
-          </w:p>
-        </w:tc>
-        <w:tc>
-          <w:tcPr>
-            <w:tcW w:w="1815" w:type="dxa"/>
-            <w:hideMark/>
-          </w:tcPr>
-          <w:p>
-            <w:pPr>
-              <w:spacing w:after="160" w:line="259" w:lineRule="auto"/>
-              <w:cnfStyle w:val="000000100000" w:firstRow="0" w:lastRow="0" w:firstColumn="0" w:lastColumn="0" w:oddVBand="0" w:evenVBand="0" w:oddHBand="1" w:evenHBand="0" w:firstRowFirstColumn="0" w:firstRowLastColumn="0" w:lastRowFirstColumn="0" w:lastRowLastColumn="0"/>
-              <w:rPr>
-                <w:rFonts w:ascii="Times New Roman" w:hAnsi="Times New Roman" w:cs="Times New Roman"/>
-                <w:sz w:val="28"/>
-                <w:szCs w:val="28"/>
-              </w:rPr>
-            </w:pPr>
-            <w:r>
-              <w:rPr>
-                <w:rFonts w:ascii="Times New Roman" w:hAnsi="Times New Roman" w:cs="Times New Roman"/>
-                <w:sz w:val="28"/>
-                <w:szCs w:val="28"/>
-              </w:rPr>
-              <w:t>Базовая (зависит от пакетов)</w:t>
-            </w:r>
-          </w:p>
-        </w:tc>
-        <w:tc>
-          <w:tcPr>
-            <w:tcW w:w="2246" w:type="dxa"/>
-            <w:hideMark/>
-          </w:tcPr>
-          <w:p>
-            <w:pPr>
-              <w:spacing w:after="160" w:line="259" w:lineRule="auto"/>
-              <w:cnfStyle w:val="000000100000" w:firstRow="0" w:lastRow="0" w:firstColumn="0" w:lastColumn="0" w:oddVBand="0" w:evenVBand="0" w:oddHBand="1" w:evenHBand="0" w:firstRowFirstColumn="0" w:firstRowLastColumn="0" w:lastRowFirstColumn="0" w:lastRowLastColumn="0"/>
-              <w:rPr>
-                <w:rFonts w:ascii="Times New Roman" w:hAnsi="Times New Roman" w:cs="Times New Roman"/>
-                <w:sz w:val="28"/>
-                <w:szCs w:val="28"/>
-              </w:rPr>
-            </w:pPr>
-            <w:r>
-              <w:rPr>
-                <w:rFonts w:ascii="Times New Roman" w:hAnsi="Times New Roman" w:cs="Times New Roman"/>
-                <w:sz w:val="28"/>
-                <w:szCs w:val="28"/>
-              </w:rPr>
-              <w:t>Настраиваемая (требуется конфигурация)</w:t>
-            </w:r>
-          </w:p>
-        </w:tc>
-      </w:tr>
-      <w:tr>
-        <w:tc>
-          <w:tcPr>
-            <w:cnfStyle w:val="001000000000" w:firstRow="0" w:lastRow="0" w:firstColumn="1" w:lastColumn="0" w:oddVBand="0" w:evenVBand="0" w:oddHBand="0" w:evenHBand="0" w:firstRowFirstColumn="0" w:firstRowLastColumn="0" w:lastRowFirstColumn="0" w:lastRowLastColumn="0"/>
-            <w:tcW w:w="2269" w:type="dxa"/>
-            <w:hideMark/>
-          </w:tcPr>
-          <w:p>
-            <w:pPr>
-              <w:spacing w:after="160" w:line="259" w:lineRule="auto"/>
-              <w:rPr>
-                <w:rFonts w:ascii="Times New Roman" w:hAnsi="Times New Roman" w:cs="Times New Roman"/>
-                <w:i w:val="0"/>
-                <w:iCs w:val="0"/>
-                <w:sz w:val="28"/>
-                <w:szCs w:val="28"/>
-              </w:rPr>
-            </w:pPr>
-            <w:r>
-              <w:rPr>
-                <w:rFonts w:ascii="Times New Roman" w:hAnsi="Times New Roman" w:cs="Times New Roman"/>
-                <w:i w:val="0"/>
-                <w:iCs w:val="0"/>
-                <w:sz w:val="28"/>
-                <w:szCs w:val="28"/>
-              </w:rPr>
-              <w:t>Отладка (</w:t>
-            </w:r>
-            <w:proofErr w:type="spellStart"/>
-            <w:r>
-              <w:rPr>
-                <w:rFonts w:ascii="Times New Roman" w:hAnsi="Times New Roman" w:cs="Times New Roman"/>
-                <w:i w:val="0"/>
-                <w:iCs w:val="0"/>
-                <w:sz w:val="28"/>
-                <w:szCs w:val="28"/>
-              </w:rPr>
-              <w:t>Xdebug</w:t>
-            </w:r>
-            <w:proofErr w:type="spellEnd"/>
-            <w:r>
-              <w:rPr>
-                <w:rFonts w:ascii="Times New Roman" w:hAnsi="Times New Roman" w:cs="Times New Roman"/>
-                <w:i w:val="0"/>
-                <w:iCs w:val="0"/>
-                <w:sz w:val="28"/>
-                <w:szCs w:val="28"/>
-              </w:rPr>
-              <w:t>)</w:t>
-            </w:r>
-          </w:p>
-        </w:tc>
-        <w:tc>
-          <w:tcPr>
-            <w:tcW w:w="2126" w:type="dxa"/>
-            <w:hideMark/>
-          </w:tcPr>
-          <w:p>
-            <w:pPr>
-              <w:spacing w:after="160" w:line="259" w:lineRule="auto"/>
-              <w:cnfStyle w:val="000000000000" w:firstRow="0" w:lastRow="0" w:firstColumn="0" w:lastColumn="0" w:oddVBand="0" w:evenVBand="0" w:oddHBand="0" w:evenHBand="0" w:firstRowFirstColumn="0" w:firstRowLastColumn="0" w:lastRowFirstColumn="0" w:lastRowLastColumn="0"/>
-              <w:rPr>
-                <w:rFonts w:ascii="Times New Roman" w:hAnsi="Times New Roman" w:cs="Times New Roman"/>
-                <w:sz w:val="28"/>
-                <w:szCs w:val="28"/>
-              </w:rPr>
-            </w:pPr>
-            <w:r>
-              <w:rPr>
-                <w:rFonts w:ascii="Times New Roman" w:hAnsi="Times New Roman" w:cs="Times New Roman"/>
-                <w:sz w:val="28"/>
-                <w:szCs w:val="28"/>
-              </w:rPr>
-              <w:t xml:space="preserve">Встроенная, конфигурируемая через </w:t>
-            </w:r>
-            <w:proofErr w:type="spellStart"/>
-            <w:proofErr w:type="gramStart"/>
-            <w:r>
-              <w:rPr>
-                <w:rFonts w:ascii="Times New Roman" w:hAnsi="Times New Roman" w:cs="Times New Roman"/>
-                <w:sz w:val="28"/>
-                <w:szCs w:val="28"/>
-              </w:rPr>
-              <w:t>launch.json</w:t>
-            </w:r>
-            <w:proofErr w:type="spellEnd"/>
-            <w:proofErr w:type="gramEnd"/>
-          </w:p>
-        </w:tc>
-        <w:tc>
-          <w:tcPr>
-            <w:tcW w:w="2228" w:type="dxa"/>
-            <w:hideMark/>
-          </w:tcPr>
-          <w:p>
-            <w:pPr>
-              <w:spacing w:after="160" w:line="259" w:lineRule="auto"/>
-              <w:cnfStyle w:val="000000000000" w:firstRow="0" w:lastRow="0" w:firstColumn="0" w:lastColumn="0" w:oddVBand="0" w:evenVBand="0" w:oddHBand="0" w:evenHBand="0" w:firstRowFirstColumn="0" w:firstRowLastColumn="0" w:lastRowFirstColumn="0" w:lastRowLastColumn="0"/>
-              <w:rPr>
-                <w:rFonts w:ascii="Times New Roman" w:hAnsi="Times New Roman" w:cs="Times New Roman"/>
-                <w:sz w:val="28"/>
-                <w:szCs w:val="28"/>
-              </w:rPr>
-            </w:pPr>
-            <w:r>
-              <w:rPr>
-                <w:rFonts w:ascii="Times New Roman" w:hAnsi="Times New Roman" w:cs="Times New Roman"/>
-                <w:sz w:val="28"/>
-                <w:szCs w:val="28"/>
-              </w:rPr>
-              <w:t>Полная интеграция, визуальные точки останова</w:t>
-            </w:r>
-          </w:p>
-        </w:tc>
-        <w:tc>
-          <w:tcPr>
-            <w:tcW w:w="1815" w:type="dxa"/>
-            <w:hideMark/>
-          </w:tcPr>
-          <w:p>
-            <w:pPr>
-              <w:spacing w:after="160" w:line="259" w:lineRule="auto"/>
-              <w:cnfStyle w:val="000000000000" w:firstRow="0" w:lastRow="0" w:firstColumn="0" w:lastColumn="0" w:oddVBand="0" w:evenVBand="0" w:oddHBand="0" w:evenHBand="0" w:firstRowFirstColumn="0" w:firstRowLastColumn="0" w:lastRowFirstColumn="0" w:lastRowLastColumn="0"/>
-              <w:rPr>
-                <w:rFonts w:ascii="Times New Roman" w:hAnsi="Times New Roman" w:cs="Times New Roman"/>
-                <w:sz w:val="28"/>
-                <w:szCs w:val="28"/>
-              </w:rPr>
-            </w:pPr>
-            <w:r>
-              <w:rPr>
-                <w:rFonts w:ascii="Times New Roman" w:hAnsi="Times New Roman" w:cs="Times New Roman"/>
-                <w:sz w:val="28"/>
-                <w:szCs w:val="28"/>
-              </w:rPr>
-              <w:t>Требует сторонних расширений, ограничена</w:t>
-            </w:r>
-          </w:p>
-        </w:tc>
-        <w:tc>
-          <w:tcPr>
-            <w:tcW w:w="2246" w:type="dxa"/>
-            <w:hideMark/>
-          </w:tcPr>
-          <w:p>
-            <w:pPr>
-              <w:spacing w:after="160" w:line="259" w:lineRule="auto"/>
-              <w:cnfStyle w:val="000000000000" w:firstRow="0" w:lastRow="0" w:firstColumn="0" w:lastColumn="0" w:oddVBand="0" w:evenVBand="0" w:oddHBand="0" w:evenHBand="0" w:firstRowFirstColumn="0" w:firstRowLastColumn="0" w:lastRowFirstColumn="0" w:lastRowLastColumn="0"/>
-              <w:rPr>
-                <w:rFonts w:ascii="Times New Roman" w:hAnsi="Times New Roman" w:cs="Times New Roman"/>
-                <w:sz w:val="28"/>
-                <w:szCs w:val="28"/>
-              </w:rPr>
-            </w:pPr>
-            <w:r>
-              <w:rPr>
-                <w:rFonts w:ascii="Times New Roman" w:hAnsi="Times New Roman" w:cs="Times New Roman"/>
-                <w:sz w:val="28"/>
-                <w:szCs w:val="28"/>
-              </w:rPr>
-              <w:t>Через адаптеры (</w:t>
-            </w:r>
-            <w:proofErr w:type="spellStart"/>
-            <w:r>
-              <w:rPr>
-                <w:rFonts w:ascii="Times New Roman" w:hAnsi="Times New Roman" w:cs="Times New Roman"/>
-                <w:sz w:val="28"/>
-                <w:szCs w:val="28"/>
-              </w:rPr>
-              <w:t>nvim-dap</w:t>
-            </w:r>
-            <w:proofErr w:type="spellEnd"/>
-            <w:r>
-              <w:rPr>
-                <w:rFonts w:ascii="Times New Roman" w:hAnsi="Times New Roman" w:cs="Times New Roman"/>
-                <w:sz w:val="28"/>
-                <w:szCs w:val="28"/>
-              </w:rPr>
-              <w:t>)</w:t>
-            </w:r>
-          </w:p>
-        </w:tc>
-      </w:tr>
-      <w:tr>
-        <w:trPr>
-          <w:cnfStyle w:val="000000100000" w:firstRow="0" w:lastRow="0" w:firstColumn="0" w:lastColumn="0" w:oddVBand="0" w:evenVBand="0" w:oddHBand="1" w:evenHBand="0" w:firstRowFirstColumn="0" w:firstRowLastColumn="0" w:lastRowFirstColumn="0" w:lastRowLastColumn="0"/>
-        </w:trPr>
-        <w:tc>
-          <w:tcPr>
-            <w:cnfStyle w:val="001000000000" w:firstRow="0" w:lastRow="0" w:firstColumn="1" w:lastColumn="0" w:oddVBand="0" w:evenVBand="0" w:oddHBand="0" w:evenHBand="0" w:firstRowFirstColumn="0" w:firstRowLastColumn="0" w:lastRowFirstColumn="0" w:lastRowLastColumn="0"/>
-            <w:tcW w:w="2269" w:type="dxa"/>
-            <w:hideMark/>
-          </w:tcPr>
-          <w:p>
-            <w:pPr>
-              <w:spacing w:after="160" w:line="259" w:lineRule="auto"/>
-              <w:rPr>
-                <w:rFonts w:ascii="Times New Roman" w:hAnsi="Times New Roman" w:cs="Times New Roman"/>
-                <w:i w:val="0"/>
-                <w:iCs w:val="0"/>
-                <w:sz w:val="28"/>
-                <w:szCs w:val="28"/>
-              </w:rPr>
-            </w:pPr>
-            <w:r>
-              <w:rPr>
-                <w:rFonts w:ascii="Times New Roman" w:hAnsi="Times New Roman" w:cs="Times New Roman"/>
-                <w:i w:val="0"/>
-                <w:iCs w:val="0"/>
-                <w:sz w:val="28"/>
-                <w:szCs w:val="28"/>
-              </w:rPr>
-              <w:t xml:space="preserve">Интеграция с </w:t>
-            </w:r>
-            <w:proofErr w:type="spellStart"/>
-            <w:r>
-              <w:rPr>
-                <w:rFonts w:ascii="Times New Roman" w:hAnsi="Times New Roman" w:cs="Times New Roman"/>
-                <w:i w:val="0"/>
-                <w:iCs w:val="0"/>
-                <w:sz w:val="28"/>
-                <w:szCs w:val="28"/>
-              </w:rPr>
-              <w:t>PHPUnit</w:t>
-            </w:r>
-            <w:proofErr w:type="spellEnd"/>
-          </w:p>
-        </w:tc>
-        <w:tc>
-          <w:tcPr>
-            <w:tcW w:w="2126" w:type="dxa"/>
-            <w:hideMark/>
-          </w:tcPr>
-          <w:p>
-            <w:pPr>
-              <w:spacing w:after="160" w:line="259" w:lineRule="auto"/>
-              <w:cnfStyle w:val="000000100000" w:firstRow="0" w:lastRow="0" w:firstColumn="0" w:lastColumn="0" w:oddVBand="0" w:evenVBand="0" w:oddHBand="1" w:evenHBand="0" w:firstRowFirstColumn="0" w:firstRowLastColumn="0" w:lastRowFirstColumn="0" w:lastRowLastColumn="0"/>
-              <w:rPr>
-                <w:rFonts w:ascii="Times New Roman" w:hAnsi="Times New Roman" w:cs="Times New Roman"/>
-                <w:sz w:val="28"/>
-                <w:szCs w:val="28"/>
-              </w:rPr>
-            </w:pPr>
-            <w:r>
-              <w:rPr>
-                <w:rFonts w:ascii="Times New Roman" w:hAnsi="Times New Roman" w:cs="Times New Roman"/>
-                <w:sz w:val="28"/>
-                <w:szCs w:val="28"/>
-              </w:rPr>
-              <w:t>Через задачи и расширения</w:t>
-            </w:r>
-          </w:p>
-        </w:tc>
-        <w:tc>
-          <w:tcPr>
-            <w:tcW w:w="2228" w:type="dxa"/>
-            <w:hideMark/>
-          </w:tcPr>
-          <w:p>
-            <w:pPr>
-              <w:spacing w:after="160" w:line="259" w:lineRule="auto"/>
-              <w:cnfStyle w:val="000000100000" w:firstRow="0" w:lastRow="0" w:firstColumn="0" w:lastColumn="0" w:oddVBand="0" w:evenVBand="0" w:oddHBand="1" w:evenHBand="0" w:firstRowFirstColumn="0" w:firstRowLastColumn="0" w:lastRowFirstColumn="0" w:lastRowLastColumn="0"/>
-              <w:rPr>
-                <w:rFonts w:ascii="Times New Roman" w:hAnsi="Times New Roman" w:cs="Times New Roman"/>
-                <w:sz w:val="28"/>
-                <w:szCs w:val="28"/>
-              </w:rPr>
-            </w:pPr>
-            <w:r>
-              <w:rPr>
-                <w:rFonts w:ascii="Times New Roman" w:hAnsi="Times New Roman" w:cs="Times New Roman"/>
-                <w:sz w:val="28"/>
-                <w:szCs w:val="28"/>
-              </w:rPr>
-              <w:t xml:space="preserve">Встроенный тестовый </w:t>
-            </w:r>
-            <w:proofErr w:type="spellStart"/>
-            <w:r>
-              <w:rPr>
-                <w:rFonts w:ascii="Times New Roman" w:hAnsi="Times New Roman" w:cs="Times New Roman"/>
-                <w:sz w:val="28"/>
-                <w:szCs w:val="28"/>
-              </w:rPr>
-              <w:t>раннер</w:t>
-            </w:r>
-            <w:proofErr w:type="spellEnd"/>
-            <w:r>
-              <w:rPr>
-                <w:rFonts w:ascii="Times New Roman" w:hAnsi="Times New Roman" w:cs="Times New Roman"/>
-                <w:sz w:val="28"/>
-                <w:szCs w:val="28"/>
-              </w:rPr>
-              <w:t>, визуальные отчёты</w:t>
-            </w:r>
-          </w:p>
-        </w:tc>
-        <w:tc>
-          <w:tcPr>
-            <w:tcW w:w="1815" w:type="dxa"/>
-            <w:hideMark/>
-          </w:tcPr>
-          <w:p>
-            <w:pPr>
-              <w:spacing w:after="160" w:line="259" w:lineRule="auto"/>
-              <w:cnfStyle w:val="000000100000" w:firstRow="0" w:lastRow="0" w:firstColumn="0" w:lastColumn="0" w:oddVBand="0" w:evenVBand="0" w:oddHBand="1" w:evenHBand="0" w:firstRowFirstColumn="0" w:firstRowLastColumn="0" w:lastRowFirstColumn="0" w:lastRowLastColumn="0"/>
-              <w:rPr>
-                <w:rFonts w:ascii="Times New Roman" w:hAnsi="Times New Roman" w:cs="Times New Roman"/>
-                <w:sz w:val="28"/>
-                <w:szCs w:val="28"/>
-              </w:rPr>
-            </w:pPr>
-            <w:r>
-              <w:rPr>
-                <w:rFonts w:ascii="Times New Roman" w:hAnsi="Times New Roman" w:cs="Times New Roman"/>
-                <w:sz w:val="28"/>
-                <w:szCs w:val="28"/>
-              </w:rPr>
-              <w:t>Через командную строку/плагины</w:t>
-            </w:r>
-          </w:p>
-        </w:tc>
-        <w:tc>
-          <w:tcPr>
-            <w:tcW w:w="2246" w:type="dxa"/>
-            <w:hideMark/>
-          </w:tcPr>
-          <w:p>
-            <w:pPr>
-              <w:spacing w:after="160" w:line="259" w:lineRule="auto"/>
-              <w:cnfStyle w:val="000000100000" w:firstRow="0" w:lastRow="0" w:firstColumn="0" w:lastColumn="0" w:oddVBand="0" w:evenVBand="0" w:oddHBand="1" w:evenHBand="0" w:firstRowFirstColumn="0" w:firstRowLastColumn="0" w:lastRowFirstColumn="0" w:lastRowLastColumn="0"/>
-              <w:rPr>
-                <w:rFonts w:ascii="Times New Roman" w:hAnsi="Times New Roman" w:cs="Times New Roman"/>
-                <w:sz w:val="28"/>
-                <w:szCs w:val="28"/>
-              </w:rPr>
-            </w:pPr>
-            <w:r>
-              <w:rPr>
-                <w:rFonts w:ascii="Times New Roman" w:hAnsi="Times New Roman" w:cs="Times New Roman"/>
-                <w:sz w:val="28"/>
-                <w:szCs w:val="28"/>
-              </w:rPr>
-              <w:t>Через терминал/плагины</w:t>
-            </w:r>
-          </w:p>
-        </w:tc>
-      </w:tr>
-      <w:tr>
-        <w:tc>
-          <w:tcPr>
-            <w:cnfStyle w:val="001000000000" w:firstRow="0" w:lastRow="0" w:firstColumn="1" w:lastColumn="0" w:oddVBand="0" w:evenVBand="0" w:oddHBand="0" w:evenHBand="0" w:firstRowFirstColumn="0" w:firstRowLastColumn="0" w:lastRowFirstColumn="0" w:lastRowLastColumn="0"/>
-            <w:tcW w:w="2269" w:type="dxa"/>
-            <w:hideMark/>
-          </w:tcPr>
-          <w:p>
-            <w:pPr>
-              <w:spacing w:after="160" w:line="259" w:lineRule="auto"/>
-              <w:rPr>
-                <w:rFonts w:ascii="Times New Roman" w:hAnsi="Times New Roman" w:cs="Times New Roman"/>
-                <w:i w:val="0"/>
-                <w:iCs w:val="0"/>
-                <w:sz w:val="28"/>
-                <w:szCs w:val="28"/>
-              </w:rPr>
-            </w:pPr>
-            <w:proofErr w:type="spellStart"/>
-            <w:r>
-              <w:rPr>
-                <w:rFonts w:ascii="Times New Roman" w:hAnsi="Times New Roman" w:cs="Times New Roman"/>
-                <w:i w:val="0"/>
-                <w:iCs w:val="0"/>
-                <w:sz w:val="28"/>
-                <w:szCs w:val="28"/>
-              </w:rPr>
-              <w:t>Git</w:t>
-            </w:r>
-            <w:proofErr w:type="spellEnd"/>
-            <w:r>
-              <w:rPr>
-                <w:rFonts w:ascii="Times New Roman" w:hAnsi="Times New Roman" w:cs="Times New Roman"/>
-                <w:i w:val="0"/>
-                <w:iCs w:val="0"/>
-                <w:sz w:val="28"/>
-                <w:szCs w:val="28"/>
-              </w:rPr>
-              <w:t>-интеграция</w:t>
-            </w:r>
-          </w:p>
-        </w:tc>
-        <w:tc>
-          <w:tcPr>
-            <w:tcW w:w="2126" w:type="dxa"/>
-            <w:hideMark/>
-          </w:tcPr>
-          <w:p>
-            <w:pPr>
-              <w:spacing w:after="160" w:line="259" w:lineRule="auto"/>
-              <w:cnfStyle w:val="000000000000" w:firstRow="0" w:lastRow="0" w:firstColumn="0" w:lastColumn="0" w:oddVBand="0" w:evenVBand="0" w:oddHBand="0" w:evenHBand="0" w:firstRowFirstColumn="0" w:firstRowLastColumn="0" w:lastRowFirstColumn="0" w:lastRowLastColumn="0"/>
-              <w:rPr>
-                <w:rFonts w:ascii="Times New Roman" w:hAnsi="Times New Roman" w:cs="Times New Roman"/>
-                <w:sz w:val="28"/>
-                <w:szCs w:val="28"/>
-              </w:rPr>
-            </w:pPr>
-            <w:r>
-              <w:rPr>
-                <w:rFonts w:ascii="Times New Roman" w:hAnsi="Times New Roman" w:cs="Times New Roman"/>
-                <w:sz w:val="28"/>
-                <w:szCs w:val="28"/>
-              </w:rPr>
-              <w:t>Встроенная, визуальная дифференциация</w:t>
-            </w:r>
-          </w:p>
-        </w:tc>
-        <w:tc>
-          <w:tcPr>
-            <w:tcW w:w="2228" w:type="dxa"/>
-            <w:hideMark/>
-          </w:tcPr>
-          <w:p>
-            <w:pPr>
-              <w:spacing w:after="160" w:line="259" w:lineRule="auto"/>
-              <w:cnfStyle w:val="000000000000" w:firstRow="0" w:lastRow="0" w:firstColumn="0" w:lastColumn="0" w:oddVBand="0" w:evenVBand="0" w:oddHBand="0" w:evenHBand="0" w:firstRowFirstColumn="0" w:firstRowLastColumn="0" w:lastRowFirstColumn="0" w:lastRowLastColumn="0"/>
-              <w:rPr>
-                <w:rFonts w:ascii="Times New Roman" w:hAnsi="Times New Roman" w:cs="Times New Roman"/>
-                <w:sz w:val="28"/>
-                <w:szCs w:val="28"/>
-              </w:rPr>
-            </w:pPr>
-            <w:r>
-              <w:rPr>
-                <w:rFonts w:ascii="Times New Roman" w:hAnsi="Times New Roman" w:cs="Times New Roman"/>
-                <w:sz w:val="28"/>
-                <w:szCs w:val="28"/>
-              </w:rPr>
-              <w:t xml:space="preserve">Расширенная, поддержка </w:t>
-            </w:r>
-            <w:proofErr w:type="spellStart"/>
-            <w:r>
-              <w:rPr>
-                <w:rFonts w:ascii="Times New Roman" w:hAnsi="Times New Roman" w:cs="Times New Roman"/>
-                <w:sz w:val="28"/>
-                <w:szCs w:val="28"/>
-              </w:rPr>
-              <w:t>ревью</w:t>
-            </w:r>
-            <w:proofErr w:type="spellEnd"/>
-            <w:r>
-              <w:rPr>
-                <w:rFonts w:ascii="Times New Roman" w:hAnsi="Times New Roman" w:cs="Times New Roman"/>
-                <w:sz w:val="28"/>
-                <w:szCs w:val="28"/>
-              </w:rPr>
-              <w:t>, веток</w:t>
-            </w:r>
-          </w:p>
-        </w:tc>
-        <w:tc>
-          <w:tcPr>
-            <w:tcW w:w="1815" w:type="dxa"/>
-            <w:hideMark/>
-          </w:tcPr>
-          <w:p>
-            <w:pPr>
-              <w:spacing w:after="160" w:line="259" w:lineRule="auto"/>
-              <w:cnfStyle w:val="000000000000" w:firstRow="0" w:lastRow="0" w:firstColumn="0" w:lastColumn="0" w:oddVBand="0" w:evenVBand="0" w:oddHBand="0" w:evenHBand="0" w:firstRowFirstColumn="0" w:firstRowLastColumn="0" w:lastRowFirstColumn="0" w:lastRowLastColumn="0"/>
-              <w:rPr>
-                <w:rFonts w:ascii="Times New Roman" w:hAnsi="Times New Roman" w:cs="Times New Roman"/>
-                <w:sz w:val="28"/>
-                <w:szCs w:val="28"/>
-              </w:rPr>
-            </w:pPr>
-            <w:r>
-              <w:rPr>
-                <w:rFonts w:ascii="Times New Roman" w:hAnsi="Times New Roman" w:cs="Times New Roman"/>
-                <w:sz w:val="28"/>
-                <w:szCs w:val="28"/>
-              </w:rPr>
-              <w:t>Базовая (через плагины)</w:t>
-            </w:r>
-          </w:p>
-        </w:tc>
-        <w:tc>
-          <w:tcPr>
-            <w:tcW w:w="2246" w:type="dxa"/>
-            <w:hideMark/>
-          </w:tcPr>
-          <w:p>
-            <w:pPr>
-              <w:spacing w:after="160" w:line="259" w:lineRule="auto"/>
-              <w:cnfStyle w:val="000000000000" w:firstRow="0" w:lastRow="0" w:firstColumn="0" w:lastColumn="0" w:oddVBand="0" w:evenVBand="0" w:oddHBand="0" w:evenHBand="0" w:firstRowFirstColumn="0" w:firstRowLastColumn="0" w:lastRowFirstColumn="0" w:lastRowLastColumn="0"/>
-              <w:rPr>
-                <w:rFonts w:ascii="Times New Roman" w:hAnsi="Times New Roman" w:cs="Times New Roman"/>
-                <w:sz w:val="28"/>
-                <w:szCs w:val="28"/>
-              </w:rPr>
-            </w:pPr>
-            <w:r>
-              <w:rPr>
-                <w:rFonts w:ascii="Times New Roman" w:hAnsi="Times New Roman" w:cs="Times New Roman"/>
-                <w:sz w:val="28"/>
-                <w:szCs w:val="28"/>
-              </w:rPr>
-              <w:t>Через плагины/терминал</w:t>
-            </w:r>
-          </w:p>
-        </w:tc>
-      </w:tr>
-      <w:tr>
-        <w:trPr>
-          <w:cnfStyle w:val="000000100000" w:firstRow="0" w:lastRow="0" w:firstColumn="0" w:lastColumn="0" w:oddVBand="0" w:evenVBand="0" w:oddHBand="1" w:evenHBand="0" w:firstRowFirstColumn="0" w:firstRowLastColumn="0" w:lastRowFirstColumn="0" w:lastRowLastColumn="0"/>
-        </w:trPr>
-        <w:tc>
-          <w:tcPr>
-            <w:cnfStyle w:val="001000000000" w:firstRow="0" w:lastRow="0" w:firstColumn="1" w:lastColumn="0" w:oddVBand="0" w:evenVBand="0" w:oddHBand="0" w:evenHBand="0" w:firstRowFirstColumn="0" w:firstRowLastColumn="0" w:lastRowFirstColumn="0" w:lastRowLastColumn="0"/>
-            <w:tcW w:w="2269" w:type="dxa"/>
-            <w:hideMark/>
-          </w:tcPr>
-          <w:p>
-            <w:pPr>
-              <w:spacing w:after="160" w:line="259" w:lineRule="auto"/>
-              <w:rPr>
-                <w:rFonts w:ascii="Times New Roman" w:hAnsi="Times New Roman" w:cs="Times New Roman"/>
-                <w:i w:val="0"/>
-                <w:iCs w:val="0"/>
-                <w:sz w:val="28"/>
-                <w:szCs w:val="28"/>
-              </w:rPr>
-            </w:pPr>
-            <w:r>
-              <w:rPr>
-                <w:rFonts w:ascii="Times New Roman" w:hAnsi="Times New Roman" w:cs="Times New Roman"/>
-                <w:i w:val="0"/>
-                <w:iCs w:val="0"/>
-                <w:sz w:val="28"/>
-                <w:szCs w:val="28"/>
-              </w:rPr>
-              <w:t>Лицензия</w:t>
-            </w:r>
-          </w:p>
-        </w:tc>
-        <w:tc>
-          <w:tcPr>
-            <w:tcW w:w="2126" w:type="dxa"/>
-            <w:hideMark/>
-          </w:tcPr>
-          <w:p>
-            <w:pPr>
-              <w:spacing w:after="160" w:line="259" w:lineRule="auto"/>
-              <w:cnfStyle w:val="000000100000" w:firstRow="0" w:lastRow="0" w:firstColumn="0" w:lastColumn="0" w:oddVBand="0" w:evenVBand="0" w:oddHBand="1" w:evenHBand="0" w:firstRowFirstColumn="0" w:firstRowLastColumn="0" w:lastRowFirstColumn="0" w:lastRowLastColumn="0"/>
-              <w:rPr>
-                <w:rFonts w:ascii="Times New Roman" w:hAnsi="Times New Roman" w:cs="Times New Roman"/>
-                <w:sz w:val="28"/>
-                <w:szCs w:val="28"/>
-              </w:rPr>
-            </w:pPr>
-            <w:r>
-              <w:rPr>
-                <w:rFonts w:ascii="Times New Roman" w:hAnsi="Times New Roman" w:cs="Times New Roman"/>
-                <w:sz w:val="28"/>
-                <w:szCs w:val="28"/>
-              </w:rPr>
-              <w:t>Бесплатная (проприетарная, с открытыми компонентами)</w:t>
-            </w:r>
-          </w:p>
-        </w:tc>
-        <w:tc>
-          <w:tcPr>
-            <w:tcW w:w="2228" w:type="dxa"/>
-            <w:hideMark/>
-          </w:tcPr>
-          <w:p>
-            <w:pPr>
-              <w:spacing w:after="160" w:line="259" w:lineRule="auto"/>
-              <w:cnfStyle w:val="000000100000" w:firstRow="0" w:lastRow="0" w:firstColumn="0" w:lastColumn="0" w:oddVBand="0" w:evenVBand="0" w:oddHBand="1" w:evenHBand="0" w:firstRowFirstColumn="0" w:firstRowLastColumn="0" w:lastRowFirstColumn="0" w:lastRowLastColumn="0"/>
-              <w:rPr>
-                <w:rFonts w:ascii="Times New Roman" w:hAnsi="Times New Roman" w:cs="Times New Roman"/>
-                <w:sz w:val="28"/>
-                <w:szCs w:val="28"/>
-              </w:rPr>
-            </w:pPr>
-            <w:r>
-              <w:rPr>
-                <w:rFonts w:ascii="Times New Roman" w:hAnsi="Times New Roman" w:cs="Times New Roman"/>
-                <w:sz w:val="28"/>
-                <w:szCs w:val="28"/>
-              </w:rPr>
-              <w:t>Коммерческая (подписка), бесплатна для студентов/ОСПО</w:t>
-            </w:r>
-          </w:p>
-        </w:tc>
-        <w:tc>
-          <w:tcPr>
-            <w:tcW w:w="1815" w:type="dxa"/>
-            <w:hideMark/>
-          </w:tcPr>
-          <w:p>
-            <w:pPr>
-              <w:spacing w:after="160" w:line="259" w:lineRule="auto"/>
-              <w:cnfStyle w:val="000000100000" w:firstRow="0" w:lastRow="0" w:firstColumn="0" w:lastColumn="0" w:oddVBand="0" w:evenVBand="0" w:oddHBand="1" w:evenHBand="0" w:firstRowFirstColumn="0" w:firstRowLastColumn="0" w:lastRowFirstColumn="0" w:lastRowLastColumn="0"/>
-              <w:rPr>
-                <w:rFonts w:ascii="Times New Roman" w:hAnsi="Times New Roman" w:cs="Times New Roman"/>
-                <w:sz w:val="28"/>
-                <w:szCs w:val="28"/>
-              </w:rPr>
-            </w:pPr>
-            <w:r>
-              <w:rPr>
-                <w:rFonts w:ascii="Times New Roman" w:hAnsi="Times New Roman" w:cs="Times New Roman"/>
-                <w:sz w:val="28"/>
-                <w:szCs w:val="28"/>
-              </w:rPr>
-              <w:t>Условно-бесплатная (оценка без ограничений)</w:t>
-            </w:r>
-          </w:p>
-        </w:tc>
-        <w:tc>
-          <w:tcPr>
-            <w:tcW w:w="2246" w:type="dxa"/>
-            <w:hideMark/>
-          </w:tcPr>
-          <w:p>
-            <w:pPr>
-              <w:spacing w:after="160" w:line="259" w:lineRule="auto"/>
-              <w:cnfStyle w:val="000000100000" w:firstRow="0" w:lastRow="0" w:firstColumn="0" w:lastColumn="0" w:oddVBand="0" w:evenVBand="0" w:oddHBand="1" w:evenHBand="0" w:firstRowFirstColumn="0" w:firstRowLastColumn="0" w:lastRowFirstColumn="0" w:lastRowLastColumn="0"/>
-              <w:rPr>
-                <w:rFonts w:ascii="Times New Roman" w:hAnsi="Times New Roman" w:cs="Times New Roman"/>
-                <w:sz w:val="28"/>
-                <w:szCs w:val="28"/>
-              </w:rPr>
-            </w:pPr>
-            <w:r>
-              <w:rPr>
-                <w:rFonts w:ascii="Times New Roman" w:hAnsi="Times New Roman" w:cs="Times New Roman"/>
-                <w:sz w:val="28"/>
-                <w:szCs w:val="28"/>
-              </w:rPr>
-              <w:t>Бесплатная (открытый исходный код)</w:t>
-            </w:r>
-          </w:p>
-        </w:tc>
-      </w:tr>
-      <w:tr>
-        <w:tc>
-          <w:tcPr>
-            <w:cnfStyle w:val="001000000000" w:firstRow="0" w:lastRow="0" w:firstColumn="1" w:lastColumn="0" w:oddVBand="0" w:evenVBand="0" w:oddHBand="0" w:evenHBand="0" w:firstRowFirstColumn="0" w:firstRowLastColumn="0" w:lastRowFirstColumn="0" w:lastRowLastColumn="0"/>
-            <w:tcW w:w="2269" w:type="dxa"/>
-            <w:hideMark/>
-          </w:tcPr>
-          <w:p>
-            <w:pPr>
-              <w:spacing w:after="160" w:line="259" w:lineRule="auto"/>
-              <w:rPr>
-                <w:rFonts w:ascii="Times New Roman" w:hAnsi="Times New Roman" w:cs="Times New Roman"/>
-                <w:i w:val="0"/>
-                <w:iCs w:val="0"/>
-                <w:sz w:val="28"/>
-                <w:szCs w:val="28"/>
-              </w:rPr>
-            </w:pPr>
-            <w:r>
-              <w:rPr>
-                <w:rFonts w:ascii="Times New Roman" w:hAnsi="Times New Roman" w:cs="Times New Roman"/>
-                <w:i w:val="0"/>
-                <w:iCs w:val="0"/>
-                <w:sz w:val="28"/>
-                <w:szCs w:val="28"/>
-              </w:rPr>
-              <w:t>Кроссплатформенность</w:t>
-            </w:r>
-          </w:p>
-        </w:tc>
-        <w:tc>
-          <w:tcPr>
-            <w:tcW w:w="2126" w:type="dxa"/>
-            <w:hideMark/>
-          </w:tcPr>
-          <w:p>
-            <w:pPr>
-              <w:spacing w:after="160" w:line="259" w:lineRule="auto"/>
-              <w:cnfStyle w:val="000000000000" w:firstRow="0" w:lastRow="0" w:firstColumn="0" w:lastColumn="0" w:oddVBand="0" w:evenVBand="0" w:oddHBand="0" w:evenHBand="0" w:firstRowFirstColumn="0" w:firstRowLastColumn="0" w:lastRowFirstColumn="0" w:lastRowLastColumn="0"/>
-              <w:rPr>
-                <w:rFonts w:ascii="Times New Roman" w:hAnsi="Times New Roman" w:cs="Times New Roman"/>
-                <w:sz w:val="28"/>
-                <w:szCs w:val="28"/>
-              </w:rPr>
-            </w:pPr>
-            <w:r>
-              <w:rPr>
-                <w:rFonts w:ascii="Times New Roman" w:hAnsi="Times New Roman" w:cs="Times New Roman"/>
-                <w:sz w:val="28"/>
-                <w:szCs w:val="28"/>
-              </w:rPr>
-              <w:t xml:space="preserve">Windows, </w:t>
-            </w:r>
-            <w:proofErr w:type="spellStart"/>
-            <w:r>
-              <w:rPr>
-                <w:rFonts w:ascii="Times New Roman" w:hAnsi="Times New Roman" w:cs="Times New Roman"/>
-                <w:sz w:val="28"/>
-                <w:szCs w:val="28"/>
-              </w:rPr>
-              <w:t>macOS</w:t>
-            </w:r>
-            <w:proofErr w:type="spellEnd"/>
-            <w:r>
-              <w:rPr>
-                <w:rFonts w:ascii="Times New Roman" w:hAnsi="Times New Roman" w:cs="Times New Roman"/>
-                <w:sz w:val="28"/>
-                <w:szCs w:val="28"/>
-              </w:rPr>
-              <w:t>, Linux</w:t>
-            </w:r>
-          </w:p>
-        </w:tc>
-        <w:tc>
-          <w:tcPr>
-            <w:tcW w:w="2228" w:type="dxa"/>
-            <w:hideMark/>
-          </w:tcPr>
-          <w:p>
-            <w:pPr>
-              <w:spacing w:after="160" w:line="259" w:lineRule="auto"/>
-              <w:cnfStyle w:val="000000000000" w:firstRow="0" w:lastRow="0" w:firstColumn="0" w:lastColumn="0" w:oddVBand="0" w:evenVBand="0" w:oddHBand="0" w:evenHBand="0" w:firstRowFirstColumn="0" w:firstRowLastColumn="0" w:lastRowFirstColumn="0" w:lastRowLastColumn="0"/>
-              <w:rPr>
-                <w:rFonts w:ascii="Times New Roman" w:hAnsi="Times New Roman" w:cs="Times New Roman"/>
-                <w:sz w:val="28"/>
-                <w:szCs w:val="28"/>
-              </w:rPr>
-            </w:pPr>
-            <w:r>
-              <w:rPr>
-                <w:rFonts w:ascii="Times New Roman" w:hAnsi="Times New Roman" w:cs="Times New Roman"/>
-                <w:sz w:val="28"/>
-                <w:szCs w:val="28"/>
-              </w:rPr>
-              <w:t xml:space="preserve">Windows, </w:t>
-            </w:r>
-            <w:proofErr w:type="spellStart"/>
-            <w:r>
-              <w:rPr>
-                <w:rFonts w:ascii="Times New Roman" w:hAnsi="Times New Roman" w:cs="Times New Roman"/>
-                <w:sz w:val="28"/>
-                <w:szCs w:val="28"/>
-              </w:rPr>
-              <w:t>macOS</w:t>
-            </w:r>
-            <w:proofErr w:type="spellEnd"/>
-            <w:r>
-              <w:rPr>
-                <w:rFonts w:ascii="Times New Roman" w:hAnsi="Times New Roman" w:cs="Times New Roman"/>
-                <w:sz w:val="28"/>
-                <w:szCs w:val="28"/>
-              </w:rPr>
-              <w:t>, Linux</w:t>
-            </w:r>
-          </w:p>
-        </w:tc>
-        <w:tc>
-          <w:tcPr>
-            <w:tcW w:w="1815" w:type="dxa"/>
-            <w:hideMark/>
-          </w:tcPr>
-          <w:p>
-            <w:pPr>
-              <w:spacing w:after="160" w:line="259" w:lineRule="auto"/>
-              <w:cnfStyle w:val="000000000000" w:firstRow="0" w:lastRow="0" w:firstColumn="0" w:lastColumn="0" w:oddVBand="0" w:evenVBand="0" w:oddHBand="0" w:evenHBand="0" w:firstRowFirstColumn="0" w:firstRowLastColumn="0" w:lastRowFirstColumn="0" w:lastRowLastColumn="0"/>
-              <w:rPr>
-                <w:rFonts w:ascii="Times New Roman" w:hAnsi="Times New Roman" w:cs="Times New Roman"/>
-                <w:sz w:val="28"/>
-                <w:szCs w:val="28"/>
-              </w:rPr>
-            </w:pPr>
-            <w:r>
-              <w:rPr>
-                <w:rFonts w:ascii="Times New Roman" w:hAnsi="Times New Roman" w:cs="Times New Roman"/>
-                <w:sz w:val="28"/>
-                <w:szCs w:val="28"/>
-              </w:rPr>
-              <w:t xml:space="preserve">Windows, </w:t>
-            </w:r>
-            <w:proofErr w:type="spellStart"/>
-            <w:r>
-              <w:rPr>
-                <w:rFonts w:ascii="Times New Roman" w:hAnsi="Times New Roman" w:cs="Times New Roman"/>
-                <w:sz w:val="28"/>
-                <w:szCs w:val="28"/>
-              </w:rPr>
-              <w:t>macOS</w:t>
-            </w:r>
-            <w:proofErr w:type="spellEnd"/>
-            <w:r>
-              <w:rPr>
-                <w:rFonts w:ascii="Times New Roman" w:hAnsi="Times New Roman" w:cs="Times New Roman"/>
-                <w:sz w:val="28"/>
-                <w:szCs w:val="28"/>
-              </w:rPr>
-              <w:t>, Linux</w:t>
-            </w:r>
-          </w:p>
-        </w:tc>
-        <w:tc>
-          <w:tcPr>
-            <w:tcW w:w="2246" w:type="dxa"/>
-            <w:hideMark/>
-          </w:tcPr>
-          <w:p>
-            <w:pPr>
-              <w:spacing w:after="160" w:line="259" w:lineRule="auto"/>
-              <w:cnfStyle w:val="000000000000" w:firstRow="0" w:lastRow="0" w:firstColumn="0" w:lastColumn="0" w:oddVBand="0" w:evenVBand="0" w:oddHBand="0" w:evenHBand="0" w:firstRowFirstColumn="0" w:firstRowLastColumn="0" w:lastRowFirstColumn="0" w:lastRowLastColumn="0"/>
-              <w:rPr>
-                <w:rFonts w:ascii="Times New Roman" w:hAnsi="Times New Roman" w:cs="Times New Roman"/>
-                <w:sz w:val="28"/>
-                <w:szCs w:val="28"/>
-              </w:rPr>
-            </w:pPr>
-            <w:r>
-              <w:rPr>
-                <w:rFonts w:ascii="Times New Roman" w:hAnsi="Times New Roman" w:cs="Times New Roman"/>
-                <w:sz w:val="28"/>
-                <w:szCs w:val="28"/>
-              </w:rPr>
-              <w:t xml:space="preserve">Windows, </w:t>
-            </w:r>
-            <w:proofErr w:type="spellStart"/>
-            <w:r>
-              <w:rPr>
-                <w:rFonts w:ascii="Times New Roman" w:hAnsi="Times New Roman" w:cs="Times New Roman"/>
-                <w:sz w:val="28"/>
-                <w:szCs w:val="28"/>
-              </w:rPr>
-              <w:t>macOS</w:t>
-            </w:r>
-            <w:proofErr w:type="spellEnd"/>
-            <w:r>
-              <w:rPr>
-                <w:rFonts w:ascii="Times New Roman" w:hAnsi="Times New Roman" w:cs="Times New Roman"/>
-                <w:sz w:val="28"/>
-                <w:szCs w:val="28"/>
-              </w:rPr>
-              <w:t>, Linux</w:t>
-            </w:r>
-          </w:p>
-        </w:tc>
-      </w:tr>
-    </w:tbl>
-    <w:p>
-      <w:pPr>
-        <w:pStyle w:val="3"/>
-      </w:pPr>
-      <w:bookmarkStart w:id="25" w:name="_Toc227935372"/>
-      <w:r>
-        <w:t>2.1.3 Сопоставление по ключевым параметрам проекта</w:t>
-      </w:r>
-      <w:bookmarkEnd w:id="25"/>
-    </w:p>
-    <w:p>
-      <w:pPr>
-        <w:rPr>
-          <w:rFonts w:ascii="Times New Roman" w:hAnsi="Times New Roman" w:cs="Times New Roman"/>
-          <w:sz w:val="28"/>
-          <w:szCs w:val="28"/>
-        </w:rPr>
-      </w:pPr>
-      <w:r>
-        <w:rPr>
-          <w:rFonts w:ascii="Times New Roman" w:hAnsi="Times New Roman" w:cs="Times New Roman"/>
-          <w:sz w:val="28"/>
-          <w:szCs w:val="28"/>
-        </w:rPr>
-        <w:t xml:space="preserve">Ресурсоёмкость и производительность. В условиях ограниченных аппаратных конфигураций (типичных для учебных рабочих станций) критически важна экономия оперативной памяти. </w:t>
-      </w:r>
-      <w:proofErr w:type="spellStart"/>
-      <w:r>
-        <w:rPr>
-          <w:rFonts w:ascii="Times New Roman" w:hAnsi="Times New Roman" w:cs="Times New Roman"/>
-          <w:sz w:val="28"/>
-          <w:szCs w:val="28"/>
-        </w:rPr>
-        <w:t>PhpStorm</w:t>
-      </w:r>
-      <w:proofErr w:type="spellEnd"/>
-      <w:r>
-        <w:rPr>
-          <w:rFonts w:ascii="Times New Roman" w:hAnsi="Times New Roman" w:cs="Times New Roman"/>
-          <w:sz w:val="28"/>
-          <w:szCs w:val="28"/>
-        </w:rPr>
-        <w:t xml:space="preserve"> демонстрирует наибольшую ресурсоёмкость за счёт фоновой индексации и глубокого анализа синтаксического дерева, что оправдано в корпоративных проектах, но избыточно для курсовой работы. </w:t>
-      </w:r>
-      <w:proofErr w:type="spellStart"/>
-      <w:r>
-        <w:rPr>
-          <w:rFonts w:ascii="Times New Roman" w:hAnsi="Times New Roman" w:cs="Times New Roman"/>
-          <w:sz w:val="28"/>
-          <w:szCs w:val="28"/>
-        </w:rPr>
-        <w:t>Sublime</w:t>
-      </w:r>
-      <w:proofErr w:type="spellEnd"/>
-      <w:r>
-        <w:rPr>
-          <w:rFonts w:ascii="Times New Roman" w:hAnsi="Times New Roman" w:cs="Times New Roman"/>
-          <w:sz w:val="28"/>
-          <w:szCs w:val="28"/>
-        </w:rPr>
-        <w:t xml:space="preserve"> Text </w:t>
-      </w:r>
-      <w:proofErr w:type="gramStart"/>
-      <w:r>
-        <w:rPr>
-          <w:rFonts w:ascii="Times New Roman" w:hAnsi="Times New Roman" w:cs="Times New Roman"/>
-          <w:sz w:val="28"/>
-          <w:szCs w:val="28"/>
-        </w:rPr>
-        <w:t>и  минимально</w:t>
-      </w:r>
-      <w:proofErr w:type="gramEnd"/>
-      <w:r>
-        <w:rPr>
-          <w:rFonts w:ascii="Times New Roman" w:hAnsi="Times New Roman" w:cs="Times New Roman"/>
-          <w:sz w:val="28"/>
-          <w:szCs w:val="28"/>
-        </w:rPr>
-        <w:t xml:space="preserve"> нагружают систему, однако отсутствие современных средств анализа и отладки существенно замедляет процесс разработки и повышает риск внесения ошибок. VS Code занимает промежуточное положение: за счёт модульной архитектуры потребляет умеренный объём ресурсов, сохраняя при этом высокую отзывчивость.</w:t>
-      </w:r>
-    </w:p>
-    <w:p>
-      <w:pPr>
-        <w:rPr>
-          <w:rFonts w:ascii="Times New Roman" w:hAnsi="Times New Roman" w:cs="Times New Roman"/>
-          <w:sz w:val="28"/>
-          <w:szCs w:val="28"/>
-        </w:rPr>
-      </w:pPr>
-      <w:r>
-        <w:rPr>
-          <w:rFonts w:ascii="Times New Roman" w:hAnsi="Times New Roman" w:cs="Times New Roman"/>
-          <w:sz w:val="28"/>
-          <w:szCs w:val="28"/>
-        </w:rPr>
-        <w:t xml:space="preserve">Поддержка языка и статический анализ. Качество </w:t>
-      </w:r>
-      <w:proofErr w:type="spellStart"/>
-      <w:r>
-        <w:rPr>
-          <w:rFonts w:ascii="Times New Roman" w:hAnsi="Times New Roman" w:cs="Times New Roman"/>
-          <w:sz w:val="28"/>
-          <w:szCs w:val="28"/>
-        </w:rPr>
-        <w:t>автодополнения</w:t>
-      </w:r>
-      <w:proofErr w:type="spellEnd"/>
-      <w:r>
-        <w:rPr>
-          <w:rFonts w:ascii="Times New Roman" w:hAnsi="Times New Roman" w:cs="Times New Roman"/>
-          <w:sz w:val="28"/>
-          <w:szCs w:val="28"/>
-        </w:rPr>
-        <w:t xml:space="preserve"> и проверки кода напрямую влияет на соблюдение стандартов кодирования и снижение плотности дефектов. </w:t>
-      </w:r>
-      <w:proofErr w:type="spellStart"/>
-      <w:r>
-        <w:rPr>
-          <w:rFonts w:ascii="Times New Roman" w:hAnsi="Times New Roman" w:cs="Times New Roman"/>
-          <w:sz w:val="28"/>
-          <w:szCs w:val="28"/>
-        </w:rPr>
-        <w:t>PhpStorm</w:t>
-      </w:r>
-      <w:proofErr w:type="spellEnd"/>
-      <w:r>
-        <w:rPr>
-          <w:rFonts w:ascii="Times New Roman" w:hAnsi="Times New Roman" w:cs="Times New Roman"/>
-          <w:sz w:val="28"/>
-          <w:szCs w:val="28"/>
-        </w:rPr>
-        <w:t xml:space="preserve"> предоставляет наиболее полный набор встроенных инструментов (рефакторинг, </w:t>
-      </w:r>
-      <w:proofErr w:type="spellStart"/>
-      <w:r>
-        <w:rPr>
-          <w:rFonts w:ascii="Times New Roman" w:hAnsi="Times New Roman" w:cs="Times New Roman"/>
-          <w:sz w:val="28"/>
-          <w:szCs w:val="28"/>
-        </w:rPr>
-        <w:t>инлайнинг</w:t>
-      </w:r>
-      <w:proofErr w:type="spellEnd"/>
-      <w:r>
-        <w:rPr>
-          <w:rFonts w:ascii="Times New Roman" w:hAnsi="Times New Roman" w:cs="Times New Roman"/>
-          <w:sz w:val="28"/>
-          <w:szCs w:val="28"/>
-        </w:rPr>
-        <w:t xml:space="preserve">, анализ типов, проверка зависимостей). VS Code компенсирует отсутствие нативного анализа мощной экосистемой расширений (PHP </w:t>
-      </w:r>
-      <w:proofErr w:type="spellStart"/>
-      <w:r>
-        <w:rPr>
-          <w:rFonts w:ascii="Times New Roman" w:hAnsi="Times New Roman" w:cs="Times New Roman"/>
-          <w:sz w:val="28"/>
-          <w:szCs w:val="28"/>
-        </w:rPr>
-        <w:t>Intelephense</w:t>
-      </w:r>
-      <w:proofErr w:type="spellEnd"/>
-      <w:r>
-        <w:rPr>
-          <w:rFonts w:ascii="Times New Roman" w:hAnsi="Times New Roman" w:cs="Times New Roman"/>
-          <w:sz w:val="28"/>
-          <w:szCs w:val="28"/>
-        </w:rPr>
-        <w:t xml:space="preserve">, </w:t>
-      </w:r>
-      <w:proofErr w:type="spellStart"/>
-      <w:r>
-        <w:rPr>
-          <w:rFonts w:ascii="Times New Roman" w:hAnsi="Times New Roman" w:cs="Times New Roman"/>
-          <w:sz w:val="28"/>
-          <w:szCs w:val="28"/>
-        </w:rPr>
-        <w:t>PHPStan</w:t>
-      </w:r>
-      <w:proofErr w:type="spellEnd"/>
-      <w:r>
-        <w:rPr>
-          <w:rFonts w:ascii="Times New Roman" w:hAnsi="Times New Roman" w:cs="Times New Roman"/>
-          <w:sz w:val="28"/>
-          <w:szCs w:val="28"/>
-        </w:rPr>
-        <w:t xml:space="preserve">, </w:t>
-      </w:r>
-      <w:proofErr w:type="spellStart"/>
-      <w:r>
-        <w:rPr>
-          <w:rFonts w:ascii="Times New Roman" w:hAnsi="Times New Roman" w:cs="Times New Roman"/>
-          <w:sz w:val="28"/>
-          <w:szCs w:val="28"/>
-        </w:rPr>
-        <w:t>ESLint</w:t>
-      </w:r>
-      <w:proofErr w:type="spellEnd"/>
-      <w:r>
-        <w:rPr>
-          <w:rFonts w:ascii="Times New Roman" w:hAnsi="Times New Roman" w:cs="Times New Roman"/>
-          <w:sz w:val="28"/>
-          <w:szCs w:val="28"/>
-        </w:rPr>
-        <w:t>), которые при корректной настройке обеспечивают уровень проверки, близкий к профессиональным IDE. Легковесные редакторы и терминальные среды требуют ручной конфигурации каждого компонента, что увеличивает время ввода в курс разработку и повышает вероятность рассогласования конфигураций.</w:t>
-      </w:r>
-    </w:p>
-    <w:p>
-      <w:pPr>
-        <w:rPr>
-          <w:rFonts w:ascii="Times New Roman" w:hAnsi="Times New Roman" w:cs="Times New Roman"/>
-          <w:sz w:val="28"/>
-          <w:szCs w:val="28"/>
-        </w:rPr>
-      </w:pPr>
-      <w:r>
-        <w:rPr>
-          <w:rFonts w:ascii="Times New Roman" w:hAnsi="Times New Roman" w:cs="Times New Roman"/>
-          <w:sz w:val="28"/>
-          <w:szCs w:val="28"/>
-        </w:rPr>
-        <w:t xml:space="preserve">Отладка и тестирование. Интеграция с </w:t>
-      </w:r>
-      <w:proofErr w:type="spellStart"/>
-      <w:r>
-        <w:rPr>
-          <w:rFonts w:ascii="Times New Roman" w:hAnsi="Times New Roman" w:cs="Times New Roman"/>
-          <w:sz w:val="28"/>
-          <w:szCs w:val="28"/>
-        </w:rPr>
-        <w:t>Xdebug</w:t>
-      </w:r>
-      <w:proofErr w:type="spellEnd"/>
-      <w:r>
-        <w:rPr>
-          <w:rFonts w:ascii="Times New Roman" w:hAnsi="Times New Roman" w:cs="Times New Roman"/>
-          <w:sz w:val="28"/>
-          <w:szCs w:val="28"/>
-        </w:rPr>
-        <w:t xml:space="preserve"> и </w:t>
-      </w:r>
-      <w:proofErr w:type="spellStart"/>
-      <w:r>
-        <w:rPr>
-          <w:rFonts w:ascii="Times New Roman" w:hAnsi="Times New Roman" w:cs="Times New Roman"/>
-          <w:sz w:val="28"/>
-          <w:szCs w:val="28"/>
-        </w:rPr>
-        <w:t>PHPUnit</w:t>
-      </w:r>
-      <w:proofErr w:type="spellEnd"/>
-      <w:r>
-        <w:rPr>
-          <w:rFonts w:ascii="Times New Roman" w:hAnsi="Times New Roman" w:cs="Times New Roman"/>
-          <w:sz w:val="28"/>
-          <w:szCs w:val="28"/>
-        </w:rPr>
-        <w:t xml:space="preserve"> является обязательной для верификации бизнес-логики MVC-приложения. В </w:t>
-      </w:r>
-      <w:proofErr w:type="spellStart"/>
-      <w:r>
-        <w:rPr>
-          <w:rFonts w:ascii="Times New Roman" w:hAnsi="Times New Roman" w:cs="Times New Roman"/>
-          <w:sz w:val="28"/>
-          <w:szCs w:val="28"/>
-        </w:rPr>
-        <w:t>PhpStorm</w:t>
-      </w:r>
-      <w:proofErr w:type="spellEnd"/>
-      <w:r>
-        <w:rPr>
-          <w:rFonts w:ascii="Times New Roman" w:hAnsi="Times New Roman" w:cs="Times New Roman"/>
-          <w:sz w:val="28"/>
-          <w:szCs w:val="28"/>
-        </w:rPr>
-        <w:t xml:space="preserve"> данные функции реализованы «из коробки» с визуальным интерфейсом управления точками останова и покрытием. VS Code требует однократной настройки файлов </w:t>
-      </w:r>
-      <w:proofErr w:type="spellStart"/>
-      <w:proofErr w:type="gramStart"/>
-      <w:r>
-        <w:rPr>
-          <w:rFonts w:ascii="Times New Roman" w:hAnsi="Times New Roman" w:cs="Times New Roman"/>
-          <w:sz w:val="28"/>
-          <w:szCs w:val="28"/>
-        </w:rPr>
-        <w:t>launch.json</w:t>
-      </w:r>
-      <w:proofErr w:type="spellEnd"/>
-      <w:proofErr w:type="gramEnd"/>
-      <w:r>
-        <w:rPr>
-          <w:rFonts w:ascii="Times New Roman" w:hAnsi="Times New Roman" w:cs="Times New Roman"/>
-          <w:sz w:val="28"/>
-          <w:szCs w:val="28"/>
-        </w:rPr>
-        <w:t xml:space="preserve"> и </w:t>
-      </w:r>
-      <w:proofErr w:type="spellStart"/>
-      <w:r>
-        <w:rPr>
-          <w:rFonts w:ascii="Times New Roman" w:hAnsi="Times New Roman" w:cs="Times New Roman"/>
-          <w:sz w:val="28"/>
-          <w:szCs w:val="28"/>
-        </w:rPr>
-        <w:t>tasks.json</w:t>
-      </w:r>
-      <w:proofErr w:type="spellEnd"/>
-      <w:r>
-        <w:rPr>
-          <w:rFonts w:ascii="Times New Roman" w:hAnsi="Times New Roman" w:cs="Times New Roman"/>
-          <w:sz w:val="28"/>
-          <w:szCs w:val="28"/>
-        </w:rPr>
-        <w:t xml:space="preserve">, после чего обеспечивает полнофункциональную пошаговую отладку, просмотр стека вызовов и автоматический запуск модульных тестов. В </w:t>
-      </w:r>
-      <w:proofErr w:type="spellStart"/>
-      <w:r>
-        <w:rPr>
-          <w:rFonts w:ascii="Times New Roman" w:hAnsi="Times New Roman" w:cs="Times New Roman"/>
-          <w:sz w:val="28"/>
-          <w:szCs w:val="28"/>
-        </w:rPr>
-        <w:t>Sublime</w:t>
-      </w:r>
-      <w:proofErr w:type="spellEnd"/>
-      <w:r>
-        <w:rPr>
-          <w:rFonts w:ascii="Times New Roman" w:hAnsi="Times New Roman" w:cs="Times New Roman"/>
-          <w:sz w:val="28"/>
-          <w:szCs w:val="28"/>
-        </w:rPr>
-        <w:t xml:space="preserve"> Text </w:t>
-      </w:r>
-      <w:proofErr w:type="gramStart"/>
-      <w:r>
-        <w:rPr>
-          <w:rFonts w:ascii="Times New Roman" w:hAnsi="Times New Roman" w:cs="Times New Roman"/>
-          <w:sz w:val="28"/>
-          <w:szCs w:val="28"/>
-        </w:rPr>
-        <w:t>и  отладка</w:t>
-      </w:r>
-      <w:proofErr w:type="gramEnd"/>
-      <w:r>
-        <w:rPr>
-          <w:rFonts w:ascii="Times New Roman" w:hAnsi="Times New Roman" w:cs="Times New Roman"/>
-          <w:sz w:val="28"/>
-          <w:szCs w:val="28"/>
-        </w:rPr>
-        <w:t xml:space="preserve"> либо отсутствует, либо реализуется через внешние консольные утилиты, что снижает наглядность и увеличивает когнитивную нагрузку разработчика.</w:t>
-      </w:r>
-    </w:p>
-    <w:p>
-      <w:pPr>
-        <w:rPr>
-          <w:rFonts w:ascii="Times New Roman" w:hAnsi="Times New Roman" w:cs="Times New Roman"/>
-          <w:sz w:val="28"/>
-          <w:szCs w:val="28"/>
-        </w:rPr>
-      </w:pPr>
-      <w:bookmarkStart w:id="26" w:name="_Toc227935373"/>
-      <w:r>
-        <w:rPr>
-          <w:rStyle w:val="30"/>
-        </w:rPr>
-        <w:t xml:space="preserve">2.1.4 Обоснование </w:t>
-      </w:r>
-      <w:proofErr w:type="gramStart"/>
-      <w:r>
-        <w:rPr>
-          <w:rStyle w:val="30"/>
-        </w:rPr>
-        <w:t>выбора</w:t>
-      </w:r>
-      <w:proofErr w:type="gramEnd"/>
-      <w:r>
-        <w:rPr>
-          <w:rStyle w:val="30"/>
-        </w:rPr>
-        <w:t xml:space="preserve"> На основе проведённого сопоставительного</w:t>
-      </w:r>
-      <w:bookmarkEnd w:id="26"/>
-      <w:r>
-        <w:rPr>
-          <w:rFonts w:ascii="Times New Roman" w:hAnsi="Times New Roman" w:cs="Times New Roman"/>
-          <w:sz w:val="28"/>
-          <w:szCs w:val="28"/>
-        </w:rPr>
-        <w:t xml:space="preserve"> анализа в качестве основной среды разработки утверждён Visual Studio Code. Данное решение обусловлено следующими факторами:</w:t>
-      </w:r>
-    </w:p>
-    <w:p>
-      <w:pPr>
-        <w:numPr>
-          <w:ilvl w:val="0"/>
-          <w:numId w:val="35"/>
-        </w:numPr>
-        <w:rPr>
-          <w:rFonts w:ascii="Times New Roman" w:hAnsi="Times New Roman" w:cs="Times New Roman"/>
-          <w:sz w:val="28"/>
-          <w:szCs w:val="28"/>
-        </w:rPr>
-      </w:pPr>
-      <w:r>
-        <w:rPr>
-          <w:rFonts w:ascii="Times New Roman" w:hAnsi="Times New Roman" w:cs="Times New Roman"/>
-          <w:sz w:val="28"/>
-          <w:szCs w:val="28"/>
-        </w:rPr>
-        <w:t>Оптимальное соотношение функциональности и ресурсоёмкости: среда обеспечивает уровень инженерной поддержки, достаточный для разработки по паттерну MVC, без избыточной нагрузки на аппаратные ресурсы.</w:t>
-      </w:r>
-    </w:p>
-    <w:p>
-      <w:pPr>
-        <w:numPr>
-          <w:ilvl w:val="0"/>
-          <w:numId w:val="35"/>
-        </w:numPr>
-        <w:rPr>
-          <w:rFonts w:ascii="Times New Roman" w:hAnsi="Times New Roman" w:cs="Times New Roman"/>
-          <w:sz w:val="28"/>
-          <w:szCs w:val="28"/>
-        </w:rPr>
-      </w:pPr>
-      <w:r>
-        <w:rPr>
-          <w:rFonts w:ascii="Times New Roman" w:hAnsi="Times New Roman" w:cs="Times New Roman"/>
-          <w:sz w:val="28"/>
-          <w:szCs w:val="28"/>
-        </w:rPr>
-        <w:t xml:space="preserve">Модульность и стандартизация: поддержка протокола Language Server Protocol (LSP) и </w:t>
-      </w:r>
-      <w:proofErr w:type="spellStart"/>
-      <w:r>
-        <w:rPr>
-          <w:rFonts w:ascii="Times New Roman" w:hAnsi="Times New Roman" w:cs="Times New Roman"/>
-          <w:sz w:val="28"/>
-          <w:szCs w:val="28"/>
-        </w:rPr>
-        <w:t>Debug</w:t>
-      </w:r>
-      <w:proofErr w:type="spellEnd"/>
-      <w:r>
-        <w:rPr>
-          <w:rFonts w:ascii="Times New Roman" w:hAnsi="Times New Roman" w:cs="Times New Roman"/>
-          <w:sz w:val="28"/>
-          <w:szCs w:val="28"/>
-        </w:rPr>
-        <w:t xml:space="preserve"> </w:t>
-      </w:r>
-      <w:proofErr w:type="spellStart"/>
-      <w:r>
-        <w:rPr>
-          <w:rFonts w:ascii="Times New Roman" w:hAnsi="Times New Roman" w:cs="Times New Roman"/>
-          <w:sz w:val="28"/>
-          <w:szCs w:val="28"/>
-        </w:rPr>
-        <w:t>Adapter</w:t>
-      </w:r>
-      <w:proofErr w:type="spellEnd"/>
-      <w:r>
-        <w:rPr>
-          <w:rFonts w:ascii="Times New Roman" w:hAnsi="Times New Roman" w:cs="Times New Roman"/>
-          <w:sz w:val="28"/>
-          <w:szCs w:val="28"/>
-        </w:rPr>
-        <w:t xml:space="preserve"> Protocol (DAP) позволяет унифицировать настройку анализа, отладки и форматирования кода, минимизируя зависимость от проприетарных реализаций.</w:t>
-      </w:r>
-    </w:p>
-    <w:p>
-      <w:pPr>
-        <w:numPr>
-          <w:ilvl w:val="0"/>
-          <w:numId w:val="35"/>
-        </w:numPr>
-        <w:rPr>
-          <w:rFonts w:ascii="Times New Roman" w:hAnsi="Times New Roman" w:cs="Times New Roman"/>
-          <w:sz w:val="28"/>
-          <w:szCs w:val="28"/>
-        </w:rPr>
-      </w:pPr>
-      <w:r>
-        <w:rPr>
-          <w:rFonts w:ascii="Times New Roman" w:hAnsi="Times New Roman" w:cs="Times New Roman"/>
-          <w:sz w:val="28"/>
-          <w:szCs w:val="28"/>
-        </w:rPr>
-        <w:t xml:space="preserve">Полная интеграция с проектным стеком: посредством официальных расширений реализована поддержка PHP 8.x, </w:t>
-      </w:r>
-      <w:proofErr w:type="spellStart"/>
-      <w:r>
-        <w:rPr>
-          <w:rFonts w:ascii="Times New Roman" w:hAnsi="Times New Roman" w:cs="Times New Roman"/>
-          <w:sz w:val="28"/>
-          <w:szCs w:val="28"/>
-        </w:rPr>
-        <w:t>Composer</w:t>
-      </w:r>
-      <w:proofErr w:type="spellEnd"/>
-      <w:r>
-        <w:rPr>
-          <w:rFonts w:ascii="Times New Roman" w:hAnsi="Times New Roman" w:cs="Times New Roman"/>
-          <w:sz w:val="28"/>
-          <w:szCs w:val="28"/>
-        </w:rPr>
-        <w:t xml:space="preserve">, </w:t>
-      </w:r>
-      <w:proofErr w:type="spellStart"/>
-      <w:r>
-        <w:rPr>
-          <w:rFonts w:ascii="Times New Roman" w:hAnsi="Times New Roman" w:cs="Times New Roman"/>
-          <w:sz w:val="28"/>
-          <w:szCs w:val="28"/>
-        </w:rPr>
-        <w:t>PHPUnit</w:t>
-      </w:r>
-      <w:proofErr w:type="spellEnd"/>
-      <w:r>
-        <w:rPr>
-          <w:rFonts w:ascii="Times New Roman" w:hAnsi="Times New Roman" w:cs="Times New Roman"/>
-          <w:sz w:val="28"/>
-          <w:szCs w:val="28"/>
-        </w:rPr>
-        <w:t xml:space="preserve">, </w:t>
-      </w:r>
-      <w:proofErr w:type="spellStart"/>
-      <w:r>
-        <w:rPr>
-          <w:rFonts w:ascii="Times New Roman" w:hAnsi="Times New Roman" w:cs="Times New Roman"/>
-          <w:sz w:val="28"/>
-          <w:szCs w:val="28"/>
-        </w:rPr>
-        <w:t>Xdebug</w:t>
-      </w:r>
-      <w:proofErr w:type="spellEnd"/>
-      <w:r>
-        <w:rPr>
-          <w:rFonts w:ascii="Times New Roman" w:hAnsi="Times New Roman" w:cs="Times New Roman"/>
-          <w:sz w:val="28"/>
-          <w:szCs w:val="28"/>
-        </w:rPr>
-        <w:t xml:space="preserve">, </w:t>
-      </w:r>
-      <w:proofErr w:type="spellStart"/>
-      <w:r>
-        <w:rPr>
-          <w:rFonts w:ascii="Times New Roman" w:hAnsi="Times New Roman" w:cs="Times New Roman"/>
-          <w:sz w:val="28"/>
-          <w:szCs w:val="28"/>
-        </w:rPr>
-        <w:t>Git</w:t>
-      </w:r>
-      <w:proofErr w:type="spellEnd"/>
-      <w:r>
-        <w:rPr>
-          <w:rFonts w:ascii="Times New Roman" w:hAnsi="Times New Roman" w:cs="Times New Roman"/>
-          <w:sz w:val="28"/>
-          <w:szCs w:val="28"/>
-        </w:rPr>
-        <w:t xml:space="preserve"> и клиентских технологий (HTML5, CSS3, </w:t>
-      </w:r>
-      <w:proofErr w:type="spellStart"/>
-      <w:r>
-        <w:rPr>
-          <w:rFonts w:ascii="Times New Roman" w:hAnsi="Times New Roman" w:cs="Times New Roman"/>
-          <w:sz w:val="28"/>
-          <w:szCs w:val="28"/>
-        </w:rPr>
-        <w:t>Bootstrap</w:t>
-      </w:r>
-      <w:proofErr w:type="spellEnd"/>
-      <w:r>
-        <w:rPr>
-          <w:rFonts w:ascii="Times New Roman" w:hAnsi="Times New Roman" w:cs="Times New Roman"/>
-          <w:sz w:val="28"/>
-          <w:szCs w:val="28"/>
-        </w:rPr>
-        <w:t xml:space="preserve"> 5), что соответствует требованиям к клиент-серверной архитектуре системы.</w:t>
-      </w:r>
-    </w:p>
-    <w:p>
-      <w:pPr>
-        <w:numPr>
-          <w:ilvl w:val="0"/>
-          <w:numId w:val="35"/>
-        </w:numPr>
-        <w:rPr>
-          <w:rFonts w:ascii="Times New Roman" w:hAnsi="Times New Roman" w:cs="Times New Roman"/>
-          <w:sz w:val="28"/>
-          <w:szCs w:val="28"/>
-        </w:rPr>
-      </w:pPr>
-      <w:r>
-        <w:rPr>
-          <w:rFonts w:ascii="Times New Roman" w:hAnsi="Times New Roman" w:cs="Times New Roman"/>
-          <w:sz w:val="28"/>
-          <w:szCs w:val="28"/>
-        </w:rPr>
-        <w:t>Отсутствие лицензионных ограничений: бесплатная модель распространения гарантирует долгосрочную доступность инструмента, воспроизводимость конфигурации и соответствие академическим требованиям к открытости решений.</w:t>
-      </w:r>
-    </w:p>
-    <w:p>
-      <w:pPr>
-        <w:rPr>
-          <w:rFonts w:ascii="Times New Roman" w:hAnsi="Times New Roman" w:cs="Times New Roman"/>
-          <w:sz w:val="28"/>
-          <w:szCs w:val="28"/>
-        </w:rPr>
-      </w:pPr>
-      <w:r>
-        <w:rPr>
-          <w:rFonts w:ascii="Times New Roman" w:hAnsi="Times New Roman" w:cs="Times New Roman"/>
-          <w:sz w:val="28"/>
-          <w:szCs w:val="28"/>
-        </w:rPr>
-        <w:t>Альтернативные среды либо обладают избыточной стоимостью и аппаратными требованиями (</w:t>
-      </w:r>
-      <w:proofErr w:type="spellStart"/>
-      <w:r>
-        <w:rPr>
-          <w:rFonts w:ascii="Times New Roman" w:hAnsi="Times New Roman" w:cs="Times New Roman"/>
-          <w:sz w:val="28"/>
-          <w:szCs w:val="28"/>
-        </w:rPr>
-        <w:t>PhpStorm</w:t>
-      </w:r>
-      <w:proofErr w:type="spellEnd"/>
-      <w:r>
-        <w:rPr>
-          <w:rFonts w:ascii="Times New Roman" w:hAnsi="Times New Roman" w:cs="Times New Roman"/>
-          <w:sz w:val="28"/>
-          <w:szCs w:val="28"/>
-        </w:rPr>
-        <w:t>), либо не обеспечивают достаточного уровня автоматизации и отладки для современных веб-приложений (</w:t>
-      </w:r>
-      <w:proofErr w:type="spellStart"/>
-      <w:r>
-        <w:rPr>
-          <w:rFonts w:ascii="Times New Roman" w:hAnsi="Times New Roman" w:cs="Times New Roman"/>
-          <w:sz w:val="28"/>
-          <w:szCs w:val="28"/>
-        </w:rPr>
-        <w:t>Sublime</w:t>
-      </w:r>
-      <w:proofErr w:type="spellEnd"/>
-      <w:r>
-        <w:rPr>
-          <w:rFonts w:ascii="Times New Roman" w:hAnsi="Times New Roman" w:cs="Times New Roman"/>
-          <w:sz w:val="28"/>
-          <w:szCs w:val="28"/>
-        </w:rPr>
-        <w:t xml:space="preserve"> Text). В результате, Visual Studio Code признан наиболее целесообразным инструментом для реализации данного проекта, обеспечивающим баланс между инженерной зрелостью, производительностью и экономической эффективностью.</w:t>
+        <w:t>++ и Visual Studio Code. По совокупности критериев в качестве основного инструментария выбран редактор Visual Studio Code (разработка компании Microsoft).</w:t>
       </w:r>
     </w:p>
     <w:p>
@@ -16719,6 +14331,7 @@
           <w:sz w:val="28"/>
           <w:szCs w:val="28"/>
         </w:rPr>
+        <w:lastRenderedPageBreak/>
         <w:t xml:space="preserve">Адаптивность и </w:t>
       </w:r>
       <w:proofErr w:type="spellStart"/>
@@ -16919,99 +14532,6 @@
           <w:szCs w:val="28"/>
         </w:rPr>
         <w:t xml:space="preserve"> позволяют гибко управлять временем загрузки страниц.</w:t>
-      </w:r>
-    </w:p>
-    <w:p>
-      <w:pPr>
-        <w:rPr>
-          <w:rFonts w:ascii="Times New Roman" w:hAnsi="Times New Roman" w:cs="Times New Roman"/>
-          <w:sz w:val="28"/>
-          <w:szCs w:val="28"/>
-        </w:rPr>
-      </w:pPr>
-      <w:r>
-        <w:rPr>
-          <w:rFonts w:ascii="Times New Roman" w:hAnsi="Times New Roman" w:cs="Times New Roman"/>
-          <w:b/>
-          <w:bCs/>
-          <w:sz w:val="28"/>
-          <w:szCs w:val="28"/>
-        </w:rPr>
-        <w:t xml:space="preserve">Нивелирование </w:t>
-      </w:r>
-      <w:proofErr w:type="gramStart"/>
-      <w:r>
-        <w:rPr>
-          <w:rFonts w:ascii="Times New Roman" w:hAnsi="Times New Roman" w:cs="Times New Roman"/>
-          <w:b/>
-          <w:bCs/>
-          <w:sz w:val="28"/>
-          <w:szCs w:val="28"/>
-        </w:rPr>
-        <w:t>ограничений</w:t>
-      </w:r>
-      <w:proofErr w:type="gramEnd"/>
-      <w:r>
-        <w:rPr>
-          <w:rFonts w:ascii="Times New Roman" w:hAnsi="Times New Roman" w:cs="Times New Roman"/>
-          <w:sz w:val="28"/>
-          <w:szCs w:val="28"/>
-        </w:rPr>
-        <w:t xml:space="preserve"> Несмотря на универсальность, избыточное использование стандартных классов может привести к визуальной «узнаваемости» интерфейса. В рамках проекта данная особенность компенсируется применением </w:t>
-      </w:r>
-      <w:proofErr w:type="spellStart"/>
-      <w:r>
-        <w:rPr>
-          <w:rFonts w:ascii="Times New Roman" w:hAnsi="Times New Roman" w:cs="Times New Roman"/>
-          <w:sz w:val="28"/>
-          <w:szCs w:val="28"/>
-        </w:rPr>
-        <w:t>кастомных</w:t>
-      </w:r>
-      <w:proofErr w:type="spellEnd"/>
-      <w:r>
-        <w:rPr>
-          <w:rFonts w:ascii="Times New Roman" w:hAnsi="Times New Roman" w:cs="Times New Roman"/>
-          <w:sz w:val="28"/>
-          <w:szCs w:val="28"/>
-        </w:rPr>
-        <w:t xml:space="preserve"> модификаторов, переопределением переменных в файле custom.css, а также фокусом на уникальный контент (фотографии блюд, фирменная цветовая схема «Бон </w:t>
-      </w:r>
-      <w:proofErr w:type="spellStart"/>
-      <w:r>
-        <w:rPr>
-          <w:rFonts w:ascii="Times New Roman" w:hAnsi="Times New Roman" w:cs="Times New Roman"/>
-          <w:sz w:val="28"/>
-          <w:szCs w:val="28"/>
-        </w:rPr>
-        <w:t>Гюсто</w:t>
-      </w:r>
-      <w:proofErr w:type="spellEnd"/>
-      <w:r>
-        <w:rPr>
-          <w:rFonts w:ascii="Times New Roman" w:hAnsi="Times New Roman" w:cs="Times New Roman"/>
-          <w:sz w:val="28"/>
-          <w:szCs w:val="28"/>
-        </w:rPr>
-        <w:t xml:space="preserve">», </w:t>
-      </w:r>
-      <w:proofErr w:type="spellStart"/>
-      <w:r>
-        <w:rPr>
-          <w:rFonts w:ascii="Times New Roman" w:hAnsi="Times New Roman" w:cs="Times New Roman"/>
-          <w:sz w:val="28"/>
-          <w:szCs w:val="28"/>
-        </w:rPr>
-        <w:t>кастомные</w:t>
-      </w:r>
-      <w:proofErr w:type="spellEnd"/>
-      <w:r>
-        <w:rPr>
-          <w:rFonts w:ascii="Times New Roman" w:hAnsi="Times New Roman" w:cs="Times New Roman"/>
-          <w:sz w:val="28"/>
-          <w:szCs w:val="28"/>
-        </w:rPr>
-        <w:t xml:space="preserve"> иконки).</w:t>
       </w:r>
     </w:p>
     <w:p>
@@ -17061,7 +14581,7 @@
           <w:lang w:eastAsia="ru-RU"/>
         </w:rPr>
       </w:pPr>
-      <w:bookmarkStart w:id="27" w:name="_Toc197335993"/>
+      <w:bookmarkStart w:id="23" w:name="_Toc197335993"/>
       <w:r>
         <w:rPr>
           <w:rFonts w:ascii="Times New Roman" w:eastAsia="Times New Roman" w:hAnsi="Times New Roman" w:cs="Times New Roman"/>
@@ -17078,18 +14598,600 @@
     <w:p>
       <w:pPr>
         <w:pStyle w:val="2"/>
-        <w:rPr>
+      </w:pPr>
+      <w:bookmarkStart w:id="24" w:name="_Toc227836478"/>
+      <w:r>
+        <w:lastRenderedPageBreak/>
+        <w:t>2.</w:t>
+      </w:r>
+      <w:r>
+        <w:t>3</w:t>
+      </w:r>
+      <w:r>
+        <w:t xml:space="preserve"> Реализация основного функционала</w:t>
+      </w:r>
+      <w:bookmarkEnd w:id="24"/>
+    </w:p>
+    <w:p>
+      <w:pPr>
+        <w:rPr>
+          <w:rFonts w:ascii="Times New Roman" w:hAnsi="Times New Roman" w:cs="Times New Roman"/>
+          <w:sz w:val="28"/>
+          <w:szCs w:val="28"/>
+        </w:rPr>
+      </w:pPr>
+      <w:r>
+        <w:rPr>
+          <w:rFonts w:ascii="Times New Roman" w:hAnsi="Times New Roman" w:cs="Times New Roman"/>
+          <w:sz w:val="28"/>
+          <w:szCs w:val="28"/>
+        </w:rPr>
+        <w:t xml:space="preserve">Реализация </w:t>
+      </w:r>
+      <w:proofErr w:type="spellStart"/>
+      <w:r>
+        <w:rPr>
+          <w:rFonts w:ascii="Times New Roman" w:hAnsi="Times New Roman" w:cs="Times New Roman"/>
+          <w:sz w:val="28"/>
+          <w:szCs w:val="28"/>
+        </w:rPr>
+        <w:t>осно</w:t>
+      </w:r>
+      <w:proofErr w:type="spellEnd"/>
+      <w:r>
+        <w:rPr>
+          <w:rFonts w:ascii="Times New Roman" w:hAnsi="Times New Roman" w:cs="Times New Roman"/>
+          <w:sz w:val="28"/>
+          <w:szCs w:val="28"/>
+        </w:rPr>
+        <w:t xml:space="preserve"> </w:t>
+      </w:r>
+      <w:proofErr w:type="spellStart"/>
+      <w:r>
+        <w:rPr>
+          <w:rFonts w:ascii="Times New Roman" w:hAnsi="Times New Roman" w:cs="Times New Roman"/>
+          <w:sz w:val="28"/>
+          <w:szCs w:val="28"/>
+        </w:rPr>
+        <w:t>функийанала</w:t>
+      </w:r>
+      <w:proofErr w:type="spellEnd"/>
+      <w:r>
+        <w:rPr>
+          <w:rFonts w:ascii="Times New Roman" w:hAnsi="Times New Roman" w:cs="Times New Roman"/>
+          <w:sz w:val="28"/>
+          <w:szCs w:val="28"/>
+        </w:rPr>
+        <w:t xml:space="preserve"> </w:t>
+      </w:r>
+      <w:proofErr w:type="spellStart"/>
+      <w:r>
+        <w:rPr>
+          <w:rFonts w:ascii="Times New Roman" w:hAnsi="Times New Roman" w:cs="Times New Roman"/>
+          <w:sz w:val="28"/>
+          <w:szCs w:val="28"/>
+        </w:rPr>
+        <w:t>соотвецтвует</w:t>
+      </w:r>
+      <w:proofErr w:type="spellEnd"/>
+      <w:r>
+        <w:rPr>
+          <w:rFonts w:ascii="Times New Roman" w:hAnsi="Times New Roman" w:cs="Times New Roman"/>
+          <w:sz w:val="28"/>
+          <w:szCs w:val="28"/>
+        </w:rPr>
+        <w:t xml:space="preserve"> сценарию пользователя при работе с сайтом </w:t>
+      </w:r>
+    </w:p>
+    <w:p>
+      <w:pPr>
+        <w:rPr>
+          <w:rFonts w:ascii="Times New Roman" w:hAnsi="Times New Roman" w:cs="Times New Roman"/>
+          <w:sz w:val="28"/>
+          <w:szCs w:val="28"/>
+        </w:rPr>
+      </w:pPr>
+      <w:r>
+        <w:rPr>
+          <w:rFonts w:ascii="Times New Roman" w:hAnsi="Times New Roman" w:cs="Times New Roman"/>
+          <w:sz w:val="28"/>
+          <w:szCs w:val="28"/>
+        </w:rPr>
+        <w:drawing>
+          <wp:inline distT="0" distB="0" distL="0" distR="0" wp14:anchorId="34F4050C" wp14:editId="7EA06C6C">
+            <wp:extent cx="5940425" cy="2966720"/>
+            <wp:effectExtent l="0" t="0" r="3175" b="5080"/>
+            <wp:docPr id="11" name="Рисунок 11"/>
+            <wp:cNvGraphicFramePr>
+              <a:graphicFrameLocks xmlns:a="http://schemas.openxmlformats.org/drawingml/2006/main" noChangeAspect="1"/>
+            </wp:cNvGraphicFramePr>
+            <a:graphic xmlns:a="http://schemas.openxmlformats.org/drawingml/2006/main">
+              <a:graphicData uri="http://schemas.openxmlformats.org/drawingml/2006/picture">
+                <pic:pic xmlns:pic="http://schemas.openxmlformats.org/drawingml/2006/picture">
+                  <pic:nvPicPr>
+                    <pic:cNvPr id="1" name=""/>
+                    <pic:cNvPicPr/>
+                  </pic:nvPicPr>
+                  <pic:blipFill>
+                    <a:blip r:embed="rId14"/>
+                    <a:stretch>
+                      <a:fillRect/>
+                    </a:stretch>
+                  </pic:blipFill>
+                  <pic:spPr>
+                    <a:xfrm>
+                      <a:off x="0" y="0"/>
+                      <a:ext cx="5940425" cy="2966720"/>
+                    </a:xfrm>
+                    <a:prstGeom prst="rect">
+                      <a:avLst/>
+                    </a:prstGeom>
+                  </pic:spPr>
+                </pic:pic>
+              </a:graphicData>
+            </a:graphic>
+          </wp:inline>
+        </w:drawing>
+      </w:r>
+    </w:p>
+    <w:p>
+      <w:pPr>
+        <w:rPr>
+          <w:rFonts w:ascii="Times New Roman" w:hAnsi="Times New Roman" w:cs="Times New Roman"/>
+          <w:sz w:val="28"/>
+          <w:szCs w:val="28"/>
+        </w:rPr>
+      </w:pPr>
+    </w:p>
+    <w:p>
+      <w:pPr>
+        <w:jc w:val="right"/>
+        <w:rPr>
+          <w:rFonts w:ascii="Times New Roman" w:hAnsi="Times New Roman" w:cs="Times New Roman"/>
+          <w:sz w:val="28"/>
+          <w:szCs w:val="28"/>
+        </w:rPr>
+      </w:pPr>
+      <w:r>
+        <w:rPr>
+          <w:rFonts w:ascii="Times New Roman" w:hAnsi="Times New Roman" w:cs="Times New Roman"/>
+          <w:sz w:val="28"/>
+          <w:szCs w:val="28"/>
+        </w:rPr>
+        <w:t>Рис. 7 – главная страница сайта</w:t>
+      </w:r>
+    </w:p>
+    <w:p>
+      <w:pPr>
+        <w:rPr>
+          <w:rFonts w:ascii="Times New Roman" w:hAnsi="Times New Roman" w:cs="Times New Roman"/>
+          <w:sz w:val="28"/>
+          <w:szCs w:val="28"/>
+        </w:rPr>
+      </w:pPr>
+    </w:p>
+    <w:p>
+      <w:pPr>
+        <w:rPr>
+          <w:rFonts w:ascii="Times New Roman" w:eastAsia="Times New Roman" w:hAnsi="Times New Roman" w:cs="Times New Roman"/>
+          <w:b/>
+          <w:bCs/>
+          <w:sz w:val="36"/>
+          <w:szCs w:val="36"/>
           <w:shd w:val="clear" w:color="auto" w:fill="FFFFFF"/>
-        </w:rPr>
-      </w:pPr>
-      <w:bookmarkStart w:id="28" w:name="_Toc227935374"/>
-      <w:r>
-        <w:rPr>
+          <w:lang w:eastAsia="ru-RU"/>
+        </w:rPr>
+      </w:pPr>
+      <w:r>
+        <w:rPr>
+          <w:rFonts w:ascii="Times New Roman" w:eastAsia="Times New Roman" w:hAnsi="Times New Roman" w:cs="Times New Roman"/>
+          <w:b/>
+          <w:bCs/>
+          <w:sz w:val="36"/>
+          <w:szCs w:val="36"/>
           <w:shd w:val="clear" w:color="auto" w:fill="FFFFFF"/>
-        </w:rPr>
+          <w:lang w:eastAsia="ru-RU"/>
+        </w:rPr>
+        <w:drawing>
+          <wp:inline distT="0" distB="0" distL="0" distR="0" wp14:anchorId="07463296" wp14:editId="2EB85231">
+            <wp:extent cx="5940425" cy="2766695"/>
+            <wp:effectExtent l="0" t="0" r="3175" b="0"/>
+            <wp:docPr id="12" name="Рисунок 12"/>
+            <wp:cNvGraphicFramePr>
+              <a:graphicFrameLocks xmlns:a="http://schemas.openxmlformats.org/drawingml/2006/main" noChangeAspect="1"/>
+            </wp:cNvGraphicFramePr>
+            <a:graphic xmlns:a="http://schemas.openxmlformats.org/drawingml/2006/main">
+              <a:graphicData uri="http://schemas.openxmlformats.org/drawingml/2006/picture">
+                <pic:pic xmlns:pic="http://schemas.openxmlformats.org/drawingml/2006/picture">
+                  <pic:nvPicPr>
+                    <pic:cNvPr id="1" name=""/>
+                    <pic:cNvPicPr/>
+                  </pic:nvPicPr>
+                  <pic:blipFill>
+                    <a:blip r:embed="rId15"/>
+                    <a:stretch>
+                      <a:fillRect/>
+                    </a:stretch>
+                  </pic:blipFill>
+                  <pic:spPr>
+                    <a:xfrm>
+                      <a:off x="0" y="0"/>
+                      <a:ext cx="5940425" cy="2766695"/>
+                    </a:xfrm>
+                    <a:prstGeom prst="rect">
+                      <a:avLst/>
+                    </a:prstGeom>
+                  </pic:spPr>
+                </pic:pic>
+              </a:graphicData>
+            </a:graphic>
+          </wp:inline>
+        </w:drawing>
+      </w:r>
+    </w:p>
+    <w:p>
+      <w:pPr>
+        <w:jc w:val="right"/>
+        <w:rPr>
+          <w:rFonts w:ascii="Times New Roman" w:eastAsia="Times New Roman" w:hAnsi="Times New Roman" w:cs="Times New Roman"/>
+          <w:sz w:val="28"/>
+          <w:szCs w:val="28"/>
+          <w:shd w:val="clear" w:color="auto" w:fill="FFFFFF"/>
+          <w:lang w:eastAsia="ru-RU"/>
+        </w:rPr>
+      </w:pPr>
+      <w:r>
+        <w:rPr>
+          <w:rFonts w:ascii="Times New Roman" w:eastAsia="Times New Roman" w:hAnsi="Times New Roman" w:cs="Times New Roman"/>
+          <w:sz w:val="28"/>
+          <w:szCs w:val="28"/>
+          <w:shd w:val="clear" w:color="auto" w:fill="FFFFFF"/>
+          <w:lang w:eastAsia="ru-RU"/>
+        </w:rPr>
+        <w:t xml:space="preserve">Рис.8 – корзина товаров </w:t>
+      </w:r>
+    </w:p>
+    <w:p>
+      <w:pPr>
+        <w:rPr>
+          <w:rFonts w:ascii="Times New Roman" w:eastAsia="Times New Roman" w:hAnsi="Times New Roman" w:cs="Times New Roman"/>
+          <w:b/>
+          <w:bCs/>
+          <w:sz w:val="36"/>
+          <w:szCs w:val="36"/>
+          <w:shd w:val="clear" w:color="auto" w:fill="FFFFFF"/>
+          <w:lang w:eastAsia="ru-RU"/>
+        </w:rPr>
+      </w:pPr>
+      <w:r>
+        <w:rPr>
+          <w:rFonts w:ascii="Times New Roman" w:eastAsia="Times New Roman" w:hAnsi="Times New Roman" w:cs="Times New Roman"/>
+          <w:b/>
+          <w:bCs/>
+          <w:sz w:val="36"/>
+          <w:szCs w:val="36"/>
+          <w:shd w:val="clear" w:color="auto" w:fill="FFFFFF"/>
+          <w:lang w:eastAsia="ru-RU"/>
+        </w:rPr>
+        <w:br/>
+      </w:r>
+    </w:p>
+    <w:p>
+      <w:pPr>
+        <w:jc w:val="right"/>
+        <w:rPr>
+          <w:rFonts w:ascii="Times New Roman" w:eastAsia="Times New Roman" w:hAnsi="Times New Roman" w:cs="Times New Roman"/>
+          <w:sz w:val="28"/>
+          <w:szCs w:val="28"/>
+          <w:shd w:val="clear" w:color="auto" w:fill="FFFFFF"/>
+          <w:lang w:eastAsia="ru-RU"/>
+        </w:rPr>
+      </w:pPr>
+      <w:r>
+        <w:rPr>
+          <w:noProof/>
+        </w:rPr>
+        <w:lastRenderedPageBreak/>
+        <w:drawing>
+          <wp:inline distT="0" distB="0" distL="0" distR="0" wp14:anchorId="1819EB50" wp14:editId="079225C6">
+            <wp:extent cx="5372100" cy="2508894"/>
+            <wp:effectExtent l="0" t="0" r="0" b="5715"/>
+            <wp:docPr id="14" name="Рисунок 14"/>
+            <wp:cNvGraphicFramePr>
+              <a:graphicFrameLocks xmlns:a="http://schemas.openxmlformats.org/drawingml/2006/main" noChangeAspect="1"/>
+            </wp:cNvGraphicFramePr>
+            <a:graphic xmlns:a="http://schemas.openxmlformats.org/drawingml/2006/main">
+              <a:graphicData uri="http://schemas.openxmlformats.org/drawingml/2006/picture">
+                <pic:pic xmlns:pic="http://schemas.openxmlformats.org/drawingml/2006/picture">
+                  <pic:nvPicPr>
+                    <pic:cNvPr id="1" name=""/>
+                    <pic:cNvPicPr/>
+                  </pic:nvPicPr>
+                  <pic:blipFill>
+                    <a:blip r:embed="rId16"/>
+                    <a:stretch>
+                      <a:fillRect/>
+                    </a:stretch>
+                  </pic:blipFill>
+                  <pic:spPr>
+                    <a:xfrm>
+                      <a:off x="0" y="0"/>
+                      <a:ext cx="5379708" cy="2512447"/>
+                    </a:xfrm>
+                    <a:prstGeom prst="rect">
+                      <a:avLst/>
+                    </a:prstGeom>
+                  </pic:spPr>
+                </pic:pic>
+              </a:graphicData>
+            </a:graphic>
+          </wp:inline>
+        </w:drawing>
+      </w:r>
+      <w:r>
+        <w:rPr>
+          <w:rFonts w:ascii="Times New Roman" w:eastAsia="Times New Roman" w:hAnsi="Times New Roman" w:cs="Times New Roman"/>
+          <w:sz w:val="28"/>
+          <w:szCs w:val="28"/>
+          <w:shd w:val="clear" w:color="auto" w:fill="FFFFFF"/>
+          <w:lang w:eastAsia="ru-RU"/>
+        </w:rPr>
+        <w:t xml:space="preserve"> </w:t>
+      </w:r>
+    </w:p>
+    <w:p>
+      <w:pPr>
+        <w:jc w:val="right"/>
+        <w:rPr>
+          <w:rFonts w:ascii="Times New Roman" w:eastAsia="Times New Roman" w:hAnsi="Times New Roman" w:cs="Times New Roman"/>
+          <w:sz w:val="28"/>
+          <w:szCs w:val="28"/>
+          <w:shd w:val="clear" w:color="auto" w:fill="FFFFFF"/>
+          <w:lang w:eastAsia="ru-RU"/>
+        </w:rPr>
+      </w:pPr>
+      <w:r>
+        <w:rPr>
+          <w:rFonts w:ascii="Times New Roman" w:eastAsia="Times New Roman" w:hAnsi="Times New Roman" w:cs="Times New Roman"/>
+          <w:sz w:val="28"/>
+          <w:szCs w:val="28"/>
+          <w:shd w:val="clear" w:color="auto" w:fill="FFFFFF"/>
+          <w:lang w:eastAsia="ru-RU"/>
+        </w:rPr>
+        <w:t>Рис. 9 – Панель авторизации</w:t>
+      </w:r>
+    </w:p>
+    <w:p>
+      <w:pPr>
+        <w:jc w:val="right"/>
+        <w:rPr>
+          <w:rFonts w:ascii="Times New Roman" w:eastAsia="Times New Roman" w:hAnsi="Times New Roman" w:cs="Times New Roman"/>
+          <w:sz w:val="28"/>
+          <w:szCs w:val="28"/>
+          <w:shd w:val="clear" w:color="auto" w:fill="FFFFFF"/>
+          <w:lang w:eastAsia="ru-RU"/>
+        </w:rPr>
+      </w:pPr>
+    </w:p>
+    <w:p>
+      <w:pPr>
+        <w:jc w:val="right"/>
+        <w:rPr>
+          <w:rFonts w:ascii="Times New Roman" w:eastAsia="Times New Roman" w:hAnsi="Times New Roman" w:cs="Times New Roman"/>
+          <w:b/>
+          <w:bCs/>
+          <w:sz w:val="28"/>
+          <w:szCs w:val="28"/>
+          <w:shd w:val="clear" w:color="auto" w:fill="FFFFFF"/>
+          <w:lang w:eastAsia="ru-RU"/>
+        </w:rPr>
+      </w:pPr>
+      <w:r>
+        <w:rPr>
+          <w:noProof/>
+        </w:rPr>
+        <w:drawing>
+          <wp:inline distT="0" distB="0" distL="0" distR="0" wp14:anchorId="000D2B94" wp14:editId="6B2373E4">
+            <wp:extent cx="5400675" cy="2520507"/>
+            <wp:effectExtent l="0" t="0" r="0" b="0"/>
+            <wp:docPr id="15" name="Рисунок 15"/>
+            <wp:cNvGraphicFramePr>
+              <a:graphicFrameLocks xmlns:a="http://schemas.openxmlformats.org/drawingml/2006/main" noChangeAspect="1"/>
+            </wp:cNvGraphicFramePr>
+            <a:graphic xmlns:a="http://schemas.openxmlformats.org/drawingml/2006/main">
+              <a:graphicData uri="http://schemas.openxmlformats.org/drawingml/2006/picture">
+                <pic:pic xmlns:pic="http://schemas.openxmlformats.org/drawingml/2006/picture">
+                  <pic:nvPicPr>
+                    <pic:cNvPr id="1" name=""/>
+                    <pic:cNvPicPr/>
+                  </pic:nvPicPr>
+                  <pic:blipFill>
+                    <a:blip r:embed="rId17"/>
+                    <a:stretch>
+                      <a:fillRect/>
+                    </a:stretch>
+                  </pic:blipFill>
+                  <pic:spPr>
+                    <a:xfrm>
+                      <a:off x="0" y="0"/>
+                      <a:ext cx="5404386" cy="2522239"/>
+                    </a:xfrm>
+                    <a:prstGeom prst="rect">
+                      <a:avLst/>
+                    </a:prstGeom>
+                  </pic:spPr>
+                </pic:pic>
+              </a:graphicData>
+            </a:graphic>
+          </wp:inline>
+        </w:drawing>
+      </w:r>
+    </w:p>
+    <w:p>
+      <w:pPr>
+        <w:jc w:val="right"/>
+        <w:rPr>
+          <w:rFonts w:ascii="Times New Roman" w:eastAsia="Times New Roman" w:hAnsi="Times New Roman" w:cs="Times New Roman"/>
+          <w:sz w:val="28"/>
+          <w:szCs w:val="28"/>
+          <w:shd w:val="clear" w:color="auto" w:fill="FFFFFF"/>
+          <w:lang w:eastAsia="ru-RU"/>
+        </w:rPr>
+      </w:pPr>
+      <w:r>
+        <w:rPr>
+          <w:rFonts w:ascii="Times New Roman" w:eastAsia="Times New Roman" w:hAnsi="Times New Roman" w:cs="Times New Roman"/>
+          <w:sz w:val="28"/>
+          <w:szCs w:val="28"/>
+          <w:shd w:val="clear" w:color="auto" w:fill="FFFFFF"/>
+          <w:lang w:eastAsia="ru-RU"/>
+        </w:rPr>
+        <w:t>Рис. 10 – регистрация нового аккаунта</w:t>
+      </w:r>
+    </w:p>
+    <w:p>
+      <w:pPr>
+        <w:jc w:val="right"/>
+        <w:rPr>
+          <w:rFonts w:ascii="Times New Roman" w:eastAsia="Times New Roman" w:hAnsi="Times New Roman" w:cs="Times New Roman"/>
+          <w:sz w:val="28"/>
+          <w:szCs w:val="28"/>
+          <w:shd w:val="clear" w:color="auto" w:fill="FFFFFF"/>
+          <w:lang w:eastAsia="ru-RU"/>
+        </w:rPr>
+      </w:pPr>
+    </w:p>
+    <w:p>
+      <w:pPr>
+        <w:jc w:val="right"/>
+        <w:rPr>
+          <w:rFonts w:ascii="Times New Roman" w:eastAsia="Times New Roman" w:hAnsi="Times New Roman" w:cs="Times New Roman"/>
+          <w:sz w:val="28"/>
+          <w:szCs w:val="28"/>
+          <w:shd w:val="clear" w:color="auto" w:fill="FFFFFF"/>
+          <w:lang w:eastAsia="ru-RU"/>
+        </w:rPr>
+      </w:pPr>
+      <w:r>
+        <w:rPr>
+          <w:rFonts w:ascii="Times New Roman" w:eastAsia="Times New Roman" w:hAnsi="Times New Roman" w:cs="Times New Roman"/>
+          <w:b/>
+          <w:bCs/>
+          <w:sz w:val="28"/>
+          <w:szCs w:val="28"/>
+          <w:shd w:val="clear" w:color="auto" w:fill="FFFFFF"/>
+          <w:lang w:eastAsia="ru-RU"/>
+        </w:rPr>
+        <w:lastRenderedPageBreak/>
+        <w:drawing>
+          <wp:inline distT="0" distB="0" distL="0" distR="0" wp14:anchorId="44EF71AB" wp14:editId="64C91D0C">
+            <wp:extent cx="5407916" cy="2695575"/>
+            <wp:effectExtent l="0" t="0" r="2540" b="0"/>
+            <wp:docPr id="16" name="Рисунок 16"/>
+            <wp:cNvGraphicFramePr>
+              <a:graphicFrameLocks xmlns:a="http://schemas.openxmlformats.org/drawingml/2006/main" noChangeAspect="1"/>
+            </wp:cNvGraphicFramePr>
+            <a:graphic xmlns:a="http://schemas.openxmlformats.org/drawingml/2006/main">
+              <a:graphicData uri="http://schemas.openxmlformats.org/drawingml/2006/picture">
+                <pic:pic xmlns:pic="http://schemas.openxmlformats.org/drawingml/2006/picture">
+                  <pic:nvPicPr>
+                    <pic:cNvPr id="1" name=""/>
+                    <pic:cNvPicPr/>
+                  </pic:nvPicPr>
+                  <pic:blipFill>
+                    <a:blip r:embed="rId18"/>
+                    <a:stretch>
+                      <a:fillRect/>
+                    </a:stretch>
+                  </pic:blipFill>
+                  <pic:spPr>
+                    <a:xfrm>
+                      <a:off x="0" y="0"/>
+                      <a:ext cx="5426224" cy="2704701"/>
+                    </a:xfrm>
+                    <a:prstGeom prst="rect">
+                      <a:avLst/>
+                    </a:prstGeom>
+                  </pic:spPr>
+                </pic:pic>
+              </a:graphicData>
+            </a:graphic>
+          </wp:inline>
+        </w:drawing>
+      </w:r>
+      <w:r>
+        <w:rPr>
+          <w:rFonts w:ascii="Times New Roman" w:eastAsia="Times New Roman" w:hAnsi="Times New Roman" w:cs="Times New Roman"/>
+          <w:sz w:val="28"/>
+          <w:szCs w:val="28"/>
+          <w:shd w:val="clear" w:color="auto" w:fill="FFFFFF"/>
+          <w:lang w:eastAsia="ru-RU"/>
+        </w:rPr>
+        <w:t xml:space="preserve"> </w:t>
+      </w:r>
+    </w:p>
+    <w:p>
+      <w:pPr>
+        <w:jc w:val="right"/>
+        <w:rPr>
+          <w:rFonts w:ascii="Times New Roman" w:eastAsia="Times New Roman" w:hAnsi="Times New Roman" w:cs="Times New Roman"/>
+          <w:b/>
+          <w:bCs/>
+          <w:sz w:val="28"/>
+          <w:szCs w:val="28"/>
+          <w:shd w:val="clear" w:color="auto" w:fill="FFFFFF"/>
+          <w:lang w:eastAsia="ru-RU"/>
+        </w:rPr>
+      </w:pPr>
+      <w:r>
+        <w:rPr>
+          <w:rFonts w:ascii="Times New Roman" w:eastAsia="Times New Roman" w:hAnsi="Times New Roman" w:cs="Times New Roman"/>
+          <w:sz w:val="28"/>
+          <w:szCs w:val="28"/>
+          <w:shd w:val="clear" w:color="auto" w:fill="FFFFFF"/>
+          <w:lang w:eastAsia="ru-RU"/>
+        </w:rPr>
+        <w:t>Рис. 11 – профиль пользователя с историей заказов</w:t>
+      </w:r>
+      <w:r>
+        <w:rPr>
+          <w:rFonts w:ascii="Times New Roman" w:eastAsia="Times New Roman" w:hAnsi="Times New Roman" w:cs="Times New Roman"/>
+          <w:sz w:val="28"/>
+          <w:szCs w:val="28"/>
+          <w:shd w:val="clear" w:color="auto" w:fill="FFFFFF"/>
+          <w:lang w:eastAsia="ru-RU"/>
+        </w:rPr>
+        <w:br/>
+      </w:r>
+      <w:r>
+        <w:rPr>
+          <w:rFonts w:ascii="Times New Roman" w:eastAsia="Times New Roman" w:hAnsi="Times New Roman" w:cs="Times New Roman"/>
+          <w:b/>
+          <w:bCs/>
+          <w:sz w:val="28"/>
+          <w:szCs w:val="28"/>
+          <w:shd w:val="clear" w:color="auto" w:fill="FFFFFF"/>
+          <w:lang w:eastAsia="ru-RU"/>
+        </w:rPr>
+        <w:br w:type="page"/>
+      </w:r>
+    </w:p>
+    <w:p>
+      <w:pPr>
+        <w:pStyle w:val="2"/>
+        <w:rPr>
+          <w:shd w:val="clear" w:color="auto" w:fill="FFFFFF"/>
+        </w:rPr>
+      </w:pPr>
+      <w:bookmarkStart w:id="25" w:name="_Toc227935374"/>
+      <w:r>
+        <w:rPr>
+          <w:shd w:val="clear" w:color="auto" w:fill="FFFFFF"/>
+        </w:rPr>
+        <w:lastRenderedPageBreak/>
         <w:t>2.5 Оценка качества программного кода</w:t>
       </w:r>
-      <w:bookmarkEnd w:id="28"/>
+      <w:bookmarkEnd w:id="25"/>
     </w:p>
     <w:p>
       <w:pPr>
@@ -17920,7 +16022,18 @@
           <w:shd w:val="clear" w:color="auto" w:fill="FFFFFF"/>
           <w:lang w:eastAsia="ru-RU"/>
         </w:rPr>
-        <w:t xml:space="preserve">) Главная страница отчёта представляет собой интерактивную диаграмму пузырей, где каждый элемент соответствует отдельному классу системы. Площадь окружности пропорциональна количеству строк кода (LOC), цветовая гамма отражает уровень цикломатической сложности, а пространственное расположение </w:t>
+        <w:t xml:space="preserve">) Главная страница отчёта представляет собой интерактивную диаграмму пузырей, где каждый элемент соответствует отдельному классу системы. Площадь окружности пропорциональна количеству строк кода (LOC), цветовая гамма отражает уровень </w:t>
+      </w:r>
+      <w:r>
+        <w:rPr>
+          <w:rFonts w:ascii="Times New Roman" w:eastAsia="Times New Roman" w:hAnsi="Times New Roman" w:cs="Times New Roman"/>
+          <w:sz w:val="28"/>
+          <w:szCs w:val="28"/>
+          <w:shd w:val="clear" w:color="auto" w:fill="FFFFFF"/>
+          <w:lang w:eastAsia="ru-RU"/>
+        </w:rPr>
+        <w:lastRenderedPageBreak/>
+        <w:t xml:space="preserve">цикломатической сложности, а пространственное расположение </w:t>
       </w:r>
       <w:proofErr w:type="spellStart"/>
       <w:r>
@@ -17981,7 +16094,7 @@
                     <pic:cNvPicPr/>
                   </pic:nvPicPr>
                   <pic:blipFill>
-                    <a:blip r:embed="rId14"/>
+                    <a:blip r:embed="rId19"/>
                     <a:stretch>
                       <a:fillRect/>
                     </a:stretch>
@@ -19094,6 +17207,7 @@
                 <w:shd w:val="clear" w:color="auto" w:fill="FFFFFF"/>
                 <w:lang w:val="en-US" w:eastAsia="ru-RU"/>
               </w:rPr>
+              <w:lastRenderedPageBreak/>
               <w:t>Email</w:t>
             </w:r>
             <w:r>
@@ -19858,20 +17972,19 @@
           <w:shd w:val="clear" w:color="auto" w:fill="FFFFFF"/>
         </w:rPr>
       </w:pPr>
-      <w:bookmarkStart w:id="29" w:name="_Toc227658997"/>
-      <w:bookmarkStart w:id="30" w:name="_Toc227659104"/>
-      <w:bookmarkStart w:id="31" w:name="_Toc227935375"/>
+      <w:bookmarkStart w:id="26" w:name="_Toc227658997"/>
+      <w:bookmarkStart w:id="27" w:name="_Toc227659104"/>
+      <w:bookmarkStart w:id="28" w:name="_Toc227935375"/>
       <w:r>
         <w:rPr>
           <w:shd w:val="clear" w:color="auto" w:fill="FFFFFF"/>
         </w:rPr>
-        <w:lastRenderedPageBreak/>
         <w:t>Библиографический список</w:t>
       </w:r>
+      <w:bookmarkEnd w:id="23"/>
+      <w:bookmarkEnd w:id="26"/>
       <w:bookmarkEnd w:id="27"/>
-      <w:bookmarkEnd w:id="29"/>
-      <w:bookmarkEnd w:id="30"/>
-      <w:bookmarkEnd w:id="31"/>
+      <w:bookmarkEnd w:id="28"/>
       <w:r>
         <w:rPr>
           <w:shd w:val="clear" w:color="auto" w:fill="FFFFFF"/>
@@ -19906,22 +18019,22 @@
           <w:rFonts w:asciiTheme="minorHAnsi" w:hAnsiTheme="minorHAnsi"/>
         </w:rPr>
       </w:pPr>
-      <w:bookmarkStart w:id="32" w:name="_Toc227935376"/>
+      <w:bookmarkStart w:id="29" w:name="_Toc227935376"/>
       <w:r>
         <w:lastRenderedPageBreak/>
         <w:t>Приложения</w:t>
       </w:r>
-      <w:bookmarkEnd w:id="32"/>
+      <w:bookmarkEnd w:id="29"/>
     </w:p>
     <w:p>
       <w:pPr>
         <w:pStyle w:val="2"/>
       </w:pPr>
-      <w:bookmarkStart w:id="33" w:name="_Toc227935377"/>
+      <w:bookmarkStart w:id="30" w:name="_Toc227935377"/>
       <w:r>
         <w:t>Приложении 1</w:t>
       </w:r>
-      <w:bookmarkEnd w:id="33"/>
+      <w:bookmarkEnd w:id="30"/>
     </w:p>
     <w:p>
       <w:pPr>
@@ -20629,7 +18742,7 @@
       <w:pPr>
         <w:pStyle w:val="2"/>
       </w:pPr>
-      <w:bookmarkStart w:id="34" w:name="_Toc227935378"/>
+      <w:bookmarkStart w:id="31" w:name="_Toc227935378"/>
       <w:r>
         <w:lastRenderedPageBreak/>
         <w:t xml:space="preserve">Приложении </w:t>
@@ -20637,7 +18750,7 @@
       <w:r>
         <w:t>2</w:t>
       </w:r>
-      <w:bookmarkEnd w:id="34"/>
+      <w:bookmarkEnd w:id="31"/>
     </w:p>
     <w:p>
       <w:pPr>
@@ -21594,7 +19707,7 @@
       <w:pPr>
         <w:pStyle w:val="2"/>
       </w:pPr>
-      <w:bookmarkStart w:id="35" w:name="_Toc227935379"/>
+      <w:bookmarkStart w:id="32" w:name="_Toc227935379"/>
       <w:r>
         <w:lastRenderedPageBreak/>
         <w:t xml:space="preserve">Приложении </w:t>
@@ -21602,7 +19715,7 @@
       <w:r>
         <w:t>3</w:t>
       </w:r>
-      <w:bookmarkEnd w:id="35"/>
+      <w:bookmarkEnd w:id="32"/>
     </w:p>
     <w:p>
       <w:pPr>
@@ -23606,7 +21719,7 @@
       </w:pPr>
     </w:p>
     <w:sectPr>
-      <w:footerReference w:type="default" r:id="rId15"/>
+      <w:footerReference w:type="default" r:id="rId20"/>
       <w:pgSz w:w="11906" w:h="16838"/>
       <w:pgMar w:top="1134" w:right="850" w:bottom="1134" w:left="1701" w:header="708" w:footer="708" w:gutter="0"/>
       <w:cols w:space="708"/>
